--- a/(최종) 기획서.docx
+++ b/(최종) 기획서.docx
@@ -1046,413 +1046,355 @@
                 <w:rFonts w:ascii="맑은 고딕" w:eastAsia="맑은 고딕" w:hAnsi="맑은 고딕"/>
                 <w:lang w:eastAsia="ko-KR"/>
               </w:rPr>
-              <w:t>사용자가</w:t>
-            </w:r>
-            <w:r>
-              <w:rPr>
-                <w:rFonts w:ascii="맑은 고딕" w:eastAsia="맑은 고딕" w:hAnsi="맑은 고딕"/>
-                <w:lang w:eastAsia="ko-KR"/>
-              </w:rPr>
-              <w:t xml:space="preserve"> </w:t>
-            </w:r>
-            <w:r>
-              <w:rPr>
-                <w:rFonts w:ascii="맑은 고딕" w:eastAsia="맑은 고딕" w:hAnsi="맑은 고딕"/>
-                <w:lang w:eastAsia="ko-KR"/>
-              </w:rPr>
-              <w:t>선택한</w:t>
-            </w:r>
-            <w:r>
-              <w:rPr>
-                <w:rFonts w:ascii="맑은 고딕" w:eastAsia="맑은 고딕" w:hAnsi="맑은 고딕"/>
-                <w:lang w:eastAsia="ko-KR"/>
-              </w:rPr>
-              <w:t xml:space="preserve"> Windows PE </w:t>
-            </w:r>
-            <w:r>
-              <w:rPr>
-                <w:rFonts w:ascii="맑은 고딕" w:eastAsia="맑은 고딕" w:hAnsi="맑은 고딕"/>
-                <w:lang w:eastAsia="ko-KR"/>
-              </w:rPr>
-              <w:t>파일</w:t>
-            </w:r>
-            <w:r>
-              <w:rPr>
-                <w:rFonts w:ascii="맑은 고딕" w:eastAsia="맑은 고딕" w:hAnsi="맑은 고딕"/>
-                <w:lang w:eastAsia="ko-KR"/>
-              </w:rPr>
-              <w:t xml:space="preserve"> </w:t>
-            </w:r>
-            <w:r>
-              <w:rPr>
-                <w:rFonts w:ascii="맑은 고딕" w:eastAsia="맑은 고딕" w:hAnsi="맑은 고딕"/>
-                <w:lang w:eastAsia="ko-KR"/>
-              </w:rPr>
-              <w:t>또는</w:t>
-            </w:r>
-            <w:r>
-              <w:rPr>
-                <w:rFonts w:ascii="맑은 고딕" w:eastAsia="맑은 고딕" w:hAnsi="맑은 고딕"/>
-                <w:lang w:eastAsia="ko-KR"/>
-              </w:rPr>
-              <w:t xml:space="preserve"> </w:t>
-            </w:r>
-            <w:r>
-              <w:rPr>
-                <w:rFonts w:ascii="맑은 고딕" w:eastAsia="맑은 고딕" w:hAnsi="맑은 고딕"/>
-                <w:lang w:eastAsia="ko-KR"/>
-              </w:rPr>
-              <w:t>폴더</w:t>
-            </w:r>
-            <w:r>
-              <w:rPr>
-                <w:rFonts w:ascii="맑은 고딕" w:eastAsia="맑은 고딕" w:hAnsi="맑은 고딕"/>
-                <w:lang w:eastAsia="ko-KR"/>
-              </w:rPr>
-              <w:t xml:space="preserve"> </w:t>
-            </w:r>
-            <w:r>
-              <w:rPr>
-                <w:rFonts w:ascii="맑은 고딕" w:eastAsia="맑은 고딕" w:hAnsi="맑은 고딕"/>
-                <w:lang w:eastAsia="ko-KR"/>
-              </w:rPr>
-              <w:t>내부의</w:t>
-            </w:r>
-            <w:r>
-              <w:rPr>
-                <w:rFonts w:ascii="맑은 고딕" w:eastAsia="맑은 고딕" w:hAnsi="맑은 고딕"/>
-                <w:lang w:eastAsia="ko-KR"/>
-              </w:rPr>
-              <w:t xml:space="preserve"> </w:t>
-            </w:r>
-            <w:r>
-              <w:rPr>
-                <w:rFonts w:ascii="맑은 고딕" w:eastAsia="맑은 고딕" w:hAnsi="맑은 고딕"/>
-                <w:lang w:eastAsia="ko-KR"/>
-              </w:rPr>
-              <w:t>유효</w:t>
-            </w:r>
-            <w:r>
-              <w:rPr>
-                <w:rFonts w:ascii="맑은 고딕" w:eastAsia="맑은 고딕" w:hAnsi="맑은 고딕"/>
-                <w:lang w:eastAsia="ko-KR"/>
-              </w:rPr>
-              <w:t xml:space="preserve"> PE </w:t>
-            </w:r>
-            <w:r>
-              <w:rPr>
-                <w:rFonts w:ascii="맑은 고딕" w:eastAsia="맑은 고딕" w:hAnsi="맑은 고딕"/>
-                <w:lang w:eastAsia="ko-KR"/>
-              </w:rPr>
-              <w:t>파일을</w:t>
-            </w:r>
-            <w:r>
-              <w:rPr>
-                <w:rFonts w:ascii="맑은 고딕" w:eastAsia="맑은 고딕" w:hAnsi="맑은 고딕"/>
-                <w:lang w:eastAsia="ko-KR"/>
-              </w:rPr>
-              <w:t xml:space="preserve"> </w:t>
-            </w:r>
-            <w:r>
-              <w:rPr>
-                <w:rFonts w:ascii="맑은 고딕" w:eastAsia="맑은 고딕" w:hAnsi="맑은 고딕"/>
-                <w:lang w:eastAsia="ko-KR"/>
-              </w:rPr>
-              <w:t>실행하지</w:t>
-            </w:r>
-            <w:r>
-              <w:rPr>
-                <w:rFonts w:ascii="맑은 고딕" w:eastAsia="맑은 고딕" w:hAnsi="맑은 고딕"/>
-                <w:lang w:eastAsia="ko-KR"/>
-              </w:rPr>
-              <w:t xml:space="preserve"> </w:t>
-            </w:r>
-            <w:r>
-              <w:rPr>
-                <w:rFonts w:ascii="맑은 고딕" w:eastAsia="맑은 고딕" w:hAnsi="맑은 고딕"/>
-                <w:lang w:eastAsia="ko-KR"/>
-              </w:rPr>
-              <w:t>않고</w:t>
-            </w:r>
-            <w:r>
-              <w:rPr>
-                <w:rFonts w:ascii="맑은 고딕" w:eastAsia="맑은 고딕" w:hAnsi="맑은 고딕"/>
-                <w:lang w:eastAsia="ko-KR"/>
-              </w:rPr>
-              <w:t xml:space="preserve"> </w:t>
-            </w:r>
-            <w:r>
-              <w:rPr>
-                <w:rFonts w:ascii="맑은 고딕" w:eastAsia="맑은 고딕" w:hAnsi="맑은 고딕"/>
-                <w:lang w:eastAsia="ko-KR"/>
-              </w:rPr>
-              <w:t>정적으로</w:t>
-            </w:r>
-            <w:r>
-              <w:rPr>
-                <w:rFonts w:ascii="맑은 고딕" w:eastAsia="맑은 고딕" w:hAnsi="맑은 고딕"/>
-                <w:lang w:eastAsia="ko-KR"/>
-              </w:rPr>
-              <w:t xml:space="preserve"> </w:t>
-            </w:r>
-            <w:r>
-              <w:rPr>
-                <w:rFonts w:ascii="맑은 고딕" w:eastAsia="맑은 고딕" w:hAnsi="맑은 고딕"/>
-                <w:lang w:eastAsia="ko-KR"/>
-              </w:rPr>
-              <w:t>분석</w:t>
-            </w:r>
-            <w:r>
-              <w:rPr>
-                <w:rFonts w:ascii="맑은 고딕" w:eastAsia="맑은 고딕" w:hAnsi="맑은 고딕"/>
-                <w:lang w:eastAsia="ko-KR"/>
-              </w:rPr>
-              <w:t>한다</w:t>
-            </w:r>
-            <w:r>
-              <w:rPr>
-                <w:rFonts w:ascii="맑은 고딕" w:eastAsia="맑은 고딕" w:hAnsi="맑은 고딕"/>
-                <w:lang w:eastAsia="ko-KR"/>
-              </w:rPr>
-              <w:t>.</w:t>
-            </w:r>
-            <w:r>
-              <w:rPr>
-                <w:rFonts w:ascii="맑은 고딕" w:eastAsia="맑은 고딕" w:hAnsi="맑은 고딕"/>
-                <w:lang w:eastAsia="ko-KR"/>
-              </w:rPr>
-              <w:t xml:space="preserve"> AI </w:t>
-            </w:r>
-            <w:r>
-              <w:rPr>
-                <w:rFonts w:ascii="맑은 고딕" w:eastAsia="맑은 고딕" w:hAnsi="맑은 고딕"/>
-                <w:lang w:eastAsia="ko-KR"/>
-              </w:rPr>
-              <w:t>모델</w:t>
-            </w:r>
-            <w:r>
-              <w:rPr>
-                <w:rFonts w:ascii="맑은 고딕" w:eastAsia="맑은 고딕" w:hAnsi="맑은 고딕"/>
-                <w:lang w:eastAsia="ko-KR"/>
-              </w:rPr>
-              <w:t>을</w:t>
-            </w:r>
-            <w:r>
-              <w:rPr>
-                <w:rFonts w:ascii="맑은 고딕" w:eastAsia="맑은 고딕" w:hAnsi="맑은 고딕"/>
-                <w:lang w:eastAsia="ko-KR"/>
-              </w:rPr>
-              <w:t xml:space="preserve"> </w:t>
-            </w:r>
-            <w:r>
-              <w:rPr>
-                <w:rFonts w:ascii="맑은 고딕" w:eastAsia="맑은 고딕" w:hAnsi="맑은 고딕"/>
-                <w:lang w:eastAsia="ko-KR"/>
-              </w:rPr>
-              <w:t>이용해</w:t>
-            </w:r>
-            <w:r>
-              <w:rPr>
-                <w:rFonts w:ascii="맑은 고딕" w:eastAsia="맑은 고딕" w:hAnsi="맑은 고딕"/>
-                <w:lang w:eastAsia="ko-KR"/>
-              </w:rPr>
-              <w:t xml:space="preserve"> 1</w:t>
-            </w:r>
-            <w:r>
-              <w:rPr>
-                <w:rFonts w:ascii="맑은 고딕" w:eastAsia="맑은 고딕" w:hAnsi="맑은 고딕"/>
-                <w:lang w:eastAsia="ko-KR"/>
-              </w:rPr>
-              <w:t>차적으로</w:t>
-            </w:r>
-            <w:r>
-              <w:rPr>
-                <w:rFonts w:ascii="맑은 고딕" w:eastAsia="맑은 고딕" w:hAnsi="맑은 고딕"/>
-                <w:lang w:eastAsia="ko-KR"/>
-              </w:rPr>
-              <w:t xml:space="preserve"> Normal/Malware</w:t>
-            </w:r>
-            <w:r>
-              <w:rPr>
-                <w:rFonts w:ascii="맑은 고딕" w:eastAsia="맑은 고딕" w:hAnsi="맑은 고딕"/>
-                <w:lang w:eastAsia="ko-KR"/>
-              </w:rPr>
-              <w:t>를</w:t>
-            </w:r>
-            <w:r>
-              <w:rPr>
-                <w:rFonts w:ascii="맑은 고딕" w:eastAsia="맑은 고딕" w:hAnsi="맑은 고딕"/>
-                <w:lang w:eastAsia="ko-KR"/>
-              </w:rPr>
-              <w:t xml:space="preserve"> </w:t>
-            </w:r>
-            <w:r>
-              <w:rPr>
-                <w:rFonts w:ascii="맑은 고딕" w:eastAsia="맑은 고딕" w:hAnsi="맑은 고딕"/>
-                <w:lang w:eastAsia="ko-KR"/>
-              </w:rPr>
-              <w:t>판별하고</w:t>
-            </w:r>
-            <w:r>
-              <w:rPr>
-                <w:rFonts w:ascii="맑은 고딕" w:eastAsia="맑은 고딕" w:hAnsi="맑은 고딕"/>
-                <w:lang w:eastAsia="ko-KR"/>
-              </w:rPr>
-              <w:t>, Malware</w:t>
-            </w:r>
-            <w:r>
-              <w:rPr>
-                <w:rFonts w:ascii="맑은 고딕" w:eastAsia="맑은 고딕" w:hAnsi="맑은 고딕"/>
-                <w:lang w:eastAsia="ko-KR"/>
-              </w:rPr>
-              <w:t>로</w:t>
-            </w:r>
-            <w:r>
-              <w:rPr>
-                <w:rFonts w:ascii="맑은 고딕" w:eastAsia="맑은 고딕" w:hAnsi="맑은 고딕"/>
-                <w:lang w:eastAsia="ko-KR"/>
-              </w:rPr>
-              <w:t xml:space="preserve"> </w:t>
-            </w:r>
-            <w:r>
-              <w:rPr>
-                <w:rFonts w:ascii="맑은 고딕" w:eastAsia="맑은 고딕" w:hAnsi="맑은 고딕"/>
-                <w:lang w:eastAsia="ko-KR"/>
-              </w:rPr>
-              <w:t>예측된</w:t>
-            </w:r>
-            <w:r>
-              <w:rPr>
-                <w:rFonts w:ascii="맑은 고딕" w:eastAsia="맑은 고딕" w:hAnsi="맑은 고딕"/>
-                <w:lang w:eastAsia="ko-KR"/>
-              </w:rPr>
-              <w:t xml:space="preserve"> </w:t>
-            </w:r>
-            <w:r>
-              <w:rPr>
-                <w:rFonts w:ascii="맑은 고딕" w:eastAsia="맑은 고딕" w:hAnsi="맑은 고딕"/>
-                <w:lang w:eastAsia="ko-KR"/>
-              </w:rPr>
-              <w:t>파일은</w:t>
-            </w:r>
-            <w:r>
-              <w:rPr>
-                <w:rFonts w:ascii="맑은 고딕" w:eastAsia="맑은 고딕" w:hAnsi="맑은 고딕"/>
-                <w:lang w:eastAsia="ko-KR"/>
-              </w:rPr>
-              <w:t xml:space="preserve"> 2</w:t>
-            </w:r>
-            <w:r>
-              <w:rPr>
-                <w:rFonts w:ascii="맑은 고딕" w:eastAsia="맑은 고딕" w:hAnsi="맑은 고딕"/>
-                <w:lang w:eastAsia="ko-KR"/>
-              </w:rPr>
-              <w:t>차적으로</w:t>
-            </w:r>
-            <w:r>
-              <w:rPr>
-                <w:rFonts w:ascii="맑은 고딕" w:eastAsia="맑은 고딕" w:hAnsi="맑은 고딕"/>
-                <w:lang w:eastAsia="ko-KR"/>
-              </w:rPr>
-              <w:t xml:space="preserve"> </w:t>
-            </w:r>
-            <w:r>
-              <w:rPr>
-                <w:rFonts w:ascii="맑은 고딕" w:eastAsia="맑은 고딕" w:hAnsi="맑은 고딕"/>
-                <w:lang w:eastAsia="ko-KR"/>
-              </w:rPr>
-              <w:t>악성코드</w:t>
-            </w:r>
-            <w:r>
-              <w:rPr>
-                <w:rFonts w:ascii="맑은 고딕" w:eastAsia="맑은 고딕" w:hAnsi="맑은 고딕"/>
-                <w:lang w:eastAsia="ko-KR"/>
-              </w:rPr>
-              <w:t xml:space="preserve"> </w:t>
-            </w:r>
-            <w:r>
-              <w:rPr>
-                <w:rFonts w:ascii="맑은 고딕" w:eastAsia="맑은 고딕" w:hAnsi="맑은 고딕"/>
-                <w:lang w:eastAsia="ko-KR"/>
-              </w:rPr>
-              <w:t>패밀리를</w:t>
-            </w:r>
-            <w:r>
-              <w:rPr>
-                <w:rFonts w:ascii="맑은 고딕" w:eastAsia="맑은 고딕" w:hAnsi="맑은 고딕"/>
-                <w:lang w:eastAsia="ko-KR"/>
-              </w:rPr>
-              <w:t xml:space="preserve"> </w:t>
-            </w:r>
-            <w:r>
-              <w:rPr>
-                <w:rFonts w:ascii="맑은 고딕" w:eastAsia="맑은 고딕" w:hAnsi="맑은 고딕"/>
-                <w:lang w:eastAsia="ko-KR"/>
-              </w:rPr>
-              <w:t>분류하여</w:t>
-            </w:r>
-            <w:r>
-              <w:rPr>
-                <w:rFonts w:ascii="맑은 고딕" w:eastAsia="맑은 고딕" w:hAnsi="맑은 고딕"/>
-                <w:lang w:eastAsia="ko-KR"/>
-              </w:rPr>
-              <w:t xml:space="preserve"> </w:t>
-            </w:r>
-            <w:r>
-              <w:rPr>
-                <w:rFonts w:ascii="맑은 고딕" w:eastAsia="맑은 고딕" w:hAnsi="맑은 고딕"/>
-                <w:lang w:eastAsia="ko-KR"/>
-              </w:rPr>
-              <w:t>결과와</w:t>
-            </w:r>
-            <w:r>
-              <w:rPr>
-                <w:rFonts w:ascii="맑은 고딕" w:eastAsia="맑은 고딕" w:hAnsi="맑은 고딕"/>
-                <w:lang w:eastAsia="ko-KR"/>
-              </w:rPr>
-              <w:t xml:space="preserve"> </w:t>
-            </w:r>
-            <w:r>
-              <w:rPr>
-                <w:rFonts w:ascii="맑은 고딕" w:eastAsia="맑은 고딕" w:hAnsi="맑은 고딕"/>
-                <w:lang w:eastAsia="ko-KR"/>
-              </w:rPr>
-              <w:t>예측</w:t>
-            </w:r>
-            <w:r>
-              <w:rPr>
-                <w:rFonts w:ascii="맑은 고딕" w:eastAsia="맑은 고딕" w:hAnsi="맑은 고딕"/>
-                <w:lang w:eastAsia="ko-KR"/>
-              </w:rPr>
-              <w:t xml:space="preserve"> </w:t>
-            </w:r>
-            <w:r>
-              <w:rPr>
-                <w:rFonts w:ascii="맑은 고딕" w:eastAsia="맑은 고딕" w:hAnsi="맑은 고딕"/>
-                <w:lang w:eastAsia="ko-KR"/>
-              </w:rPr>
-              <w:t>점수를</w:t>
-            </w:r>
-            <w:r>
-              <w:rPr>
-                <w:rFonts w:ascii="맑은 고딕" w:eastAsia="맑은 고딕" w:hAnsi="맑은 고딕"/>
-                <w:lang w:eastAsia="ko-KR"/>
-              </w:rPr>
-              <w:t xml:space="preserve"> </w:t>
-            </w:r>
-            <w:r>
-              <w:rPr>
-                <w:rFonts w:ascii="맑은 고딕" w:eastAsia="맑은 고딕" w:hAnsi="맑은 고딕"/>
-                <w:lang w:eastAsia="ko-KR"/>
-              </w:rPr>
-              <w:t>제공한다</w:t>
-            </w:r>
-            <w:r>
-              <w:rPr>
-                <w:rFonts w:ascii="맑은 고딕" w:eastAsia="맑은 고딕" w:hAnsi="맑은 고딕"/>
-                <w:lang w:eastAsia="ko-KR"/>
-              </w:rPr>
-              <w:t>.</w:t>
+              <w:t>사용자가 선택한 Windows PE 파일 또는 폴더 내부의 유효 PE 파일을 실행하지 않고 정적으로 분석한다. AI 모델을 이용해 1차적으로 Normal/Malware를 판별하고, Malware로 예측된 파일은 2차적으로 승인한 라벨 체계의 악성코드 패밀리 클래스를 예측하여 결과와 예측 점수를 제공한다.</w:t>
+            </w:r>
+            <w:r>
+              <w:rPr>
+                <w:rFonts w:ascii="맑은 고딕" w:eastAsia="맑은 고딕" w:hAnsi="맑은 고딕"/>
+                <w:lang w:eastAsia="ko-KR"/>
+              </w:rPr>
+            </w:r>
+            <w:r>
+              <w:rPr>
+                <w:rFonts w:ascii="맑은 고딕" w:eastAsia="맑은 고딕" w:hAnsi="맑은 고딕"/>
+                <w:lang w:eastAsia="ko-KR"/>
+              </w:rPr>
+            </w:r>
+            <w:r>
+              <w:rPr>
+                <w:rFonts w:ascii="맑은 고딕" w:eastAsia="맑은 고딕" w:hAnsi="맑은 고딕"/>
+                <w:lang w:eastAsia="ko-KR"/>
+              </w:rPr>
+            </w:r>
+            <w:r>
+              <w:rPr>
+                <w:rFonts w:ascii="맑은 고딕" w:eastAsia="맑은 고딕" w:hAnsi="맑은 고딕"/>
+                <w:lang w:eastAsia="ko-KR"/>
+              </w:rPr>
+            </w:r>
+            <w:r>
+              <w:rPr>
+                <w:rFonts w:ascii="맑은 고딕" w:eastAsia="맑은 고딕" w:hAnsi="맑은 고딕"/>
+                <w:lang w:eastAsia="ko-KR"/>
+              </w:rPr>
+            </w:r>
+            <w:r>
+              <w:rPr>
+                <w:rFonts w:ascii="맑은 고딕" w:eastAsia="맑은 고딕" w:hAnsi="맑은 고딕"/>
+                <w:lang w:eastAsia="ko-KR"/>
+              </w:rPr>
+            </w:r>
+            <w:r>
+              <w:rPr>
+                <w:rFonts w:ascii="맑은 고딕" w:eastAsia="맑은 고딕" w:hAnsi="맑은 고딕"/>
+                <w:lang w:eastAsia="ko-KR"/>
+              </w:rPr>
+            </w:r>
+            <w:r>
+              <w:rPr>
+                <w:rFonts w:ascii="맑은 고딕" w:eastAsia="맑은 고딕" w:hAnsi="맑은 고딕"/>
+                <w:lang w:eastAsia="ko-KR"/>
+              </w:rPr>
+            </w:r>
+            <w:r>
+              <w:rPr>
+                <w:rFonts w:ascii="맑은 고딕" w:eastAsia="맑은 고딕" w:hAnsi="맑은 고딕"/>
+                <w:lang w:eastAsia="ko-KR"/>
+              </w:rPr>
+            </w:r>
+            <w:r>
+              <w:rPr>
+                <w:rFonts w:ascii="맑은 고딕" w:eastAsia="맑은 고딕" w:hAnsi="맑은 고딕"/>
+                <w:lang w:eastAsia="ko-KR"/>
+              </w:rPr>
+            </w:r>
+            <w:r>
+              <w:rPr>
+                <w:rFonts w:ascii="맑은 고딕" w:eastAsia="맑은 고딕" w:hAnsi="맑은 고딕"/>
+                <w:lang w:eastAsia="ko-KR"/>
+              </w:rPr>
+            </w:r>
+            <w:r>
+              <w:rPr>
+                <w:rFonts w:ascii="맑은 고딕" w:eastAsia="맑은 고딕" w:hAnsi="맑은 고딕"/>
+                <w:lang w:eastAsia="ko-KR"/>
+              </w:rPr>
+            </w:r>
+            <w:r>
+              <w:rPr>
+                <w:rFonts w:ascii="맑은 고딕" w:eastAsia="맑은 고딕" w:hAnsi="맑은 고딕"/>
+                <w:lang w:eastAsia="ko-KR"/>
+              </w:rPr>
+            </w:r>
+            <w:r>
+              <w:rPr>
+                <w:rFonts w:ascii="맑은 고딕" w:eastAsia="맑은 고딕" w:hAnsi="맑은 고딕"/>
+                <w:lang w:eastAsia="ko-KR"/>
+              </w:rPr>
+            </w:r>
+            <w:r>
+              <w:rPr>
+                <w:rFonts w:ascii="맑은 고딕" w:eastAsia="맑은 고딕" w:hAnsi="맑은 고딕"/>
+                <w:lang w:eastAsia="ko-KR"/>
+              </w:rPr>
+            </w:r>
+            <w:r>
+              <w:rPr>
+                <w:rFonts w:ascii="맑은 고딕" w:eastAsia="맑은 고딕" w:hAnsi="맑은 고딕"/>
+                <w:lang w:eastAsia="ko-KR"/>
+              </w:rPr>
+            </w:r>
+            <w:r>
+              <w:rPr>
+                <w:rFonts w:ascii="맑은 고딕" w:eastAsia="맑은 고딕" w:hAnsi="맑은 고딕"/>
+                <w:lang w:eastAsia="ko-KR"/>
+              </w:rPr>
+            </w:r>
+            <w:r>
+              <w:rPr>
+                <w:rFonts w:ascii="맑은 고딕" w:eastAsia="맑은 고딕" w:hAnsi="맑은 고딕"/>
+                <w:lang w:eastAsia="ko-KR"/>
+              </w:rPr>
+            </w:r>
+            <w:r>
+              <w:rPr>
+                <w:rFonts w:ascii="맑은 고딕" w:eastAsia="맑은 고딕" w:hAnsi="맑은 고딕"/>
+                <w:lang w:eastAsia="ko-KR"/>
+              </w:rPr>
+            </w:r>
+            <w:r>
+              <w:rPr>
+                <w:rFonts w:ascii="맑은 고딕" w:eastAsia="맑은 고딕" w:hAnsi="맑은 고딕"/>
+                <w:lang w:eastAsia="ko-KR"/>
+              </w:rPr>
+            </w:r>
+            <w:r>
+              <w:rPr>
+                <w:rFonts w:ascii="맑은 고딕" w:eastAsia="맑은 고딕" w:hAnsi="맑은 고딕"/>
+                <w:lang w:eastAsia="ko-KR"/>
+              </w:rPr>
+            </w:r>
+            <w:r>
+              <w:rPr>
+                <w:rFonts w:ascii="맑은 고딕" w:eastAsia="맑은 고딕" w:hAnsi="맑은 고딕"/>
+                <w:lang w:eastAsia="ko-KR"/>
+              </w:rPr>
+            </w:r>
+            <w:r>
+              <w:rPr>
+                <w:rFonts w:ascii="맑은 고딕" w:eastAsia="맑은 고딕" w:hAnsi="맑은 고딕"/>
+                <w:lang w:eastAsia="ko-KR"/>
+              </w:rPr>
+            </w:r>
+            <w:r>
+              <w:rPr>
+                <w:rFonts w:ascii="맑은 고딕" w:eastAsia="맑은 고딕" w:hAnsi="맑은 고딕"/>
+                <w:lang w:eastAsia="ko-KR"/>
+              </w:rPr>
+            </w:r>
+            <w:r>
+              <w:rPr>
+                <w:rFonts w:ascii="맑은 고딕" w:eastAsia="맑은 고딕" w:hAnsi="맑은 고딕"/>
+                <w:lang w:eastAsia="ko-KR"/>
+              </w:rPr>
+            </w:r>
+            <w:r>
+              <w:rPr>
+                <w:rFonts w:ascii="맑은 고딕" w:eastAsia="맑은 고딕" w:hAnsi="맑은 고딕"/>
+                <w:lang w:eastAsia="ko-KR"/>
+              </w:rPr>
+            </w:r>
+            <w:r>
+              <w:rPr>
+                <w:rFonts w:ascii="맑은 고딕" w:eastAsia="맑은 고딕" w:hAnsi="맑은 고딕"/>
+                <w:lang w:eastAsia="ko-KR"/>
+              </w:rPr>
+            </w:r>
+            <w:r>
+              <w:rPr>
+                <w:rFonts w:ascii="맑은 고딕" w:eastAsia="맑은 고딕" w:hAnsi="맑은 고딕"/>
+                <w:lang w:eastAsia="ko-KR"/>
+              </w:rPr>
+            </w:r>
+            <w:r>
+              <w:rPr>
+                <w:rFonts w:ascii="맑은 고딕" w:eastAsia="맑은 고딕" w:hAnsi="맑은 고딕"/>
+                <w:lang w:eastAsia="ko-KR"/>
+              </w:rPr>
+            </w:r>
+            <w:r>
+              <w:rPr>
+                <w:rFonts w:ascii="맑은 고딕" w:eastAsia="맑은 고딕" w:hAnsi="맑은 고딕"/>
+                <w:lang w:eastAsia="ko-KR"/>
+              </w:rPr>
+            </w:r>
+            <w:r>
+              <w:rPr>
+                <w:rFonts w:ascii="맑은 고딕" w:eastAsia="맑은 고딕" w:hAnsi="맑은 고딕"/>
+                <w:lang w:eastAsia="ko-KR"/>
+              </w:rPr>
+            </w:r>
+            <w:r>
+              <w:rPr>
+                <w:rFonts w:ascii="맑은 고딕" w:eastAsia="맑은 고딕" w:hAnsi="맑은 고딕"/>
+                <w:lang w:eastAsia="ko-KR"/>
+              </w:rPr>
+            </w:r>
+            <w:r>
+              <w:rPr>
+                <w:rFonts w:ascii="맑은 고딕" w:eastAsia="맑은 고딕" w:hAnsi="맑은 고딕"/>
+                <w:lang w:eastAsia="ko-KR"/>
+              </w:rPr>
+            </w:r>
+            <w:r>
+              <w:rPr>
+                <w:rFonts w:ascii="맑은 고딕" w:eastAsia="맑은 고딕" w:hAnsi="맑은 고딕"/>
+                <w:lang w:eastAsia="ko-KR"/>
+              </w:rPr>
+            </w:r>
+            <w:r>
+              <w:rPr>
+                <w:rFonts w:ascii="맑은 고딕" w:eastAsia="맑은 고딕" w:hAnsi="맑은 고딕"/>
+                <w:lang w:eastAsia="ko-KR"/>
+              </w:rPr>
+            </w:r>
+            <w:r>
+              <w:rPr>
+                <w:rFonts w:ascii="맑은 고딕" w:eastAsia="맑은 고딕" w:hAnsi="맑은 고딕"/>
+                <w:lang w:eastAsia="ko-KR"/>
+              </w:rPr>
+            </w:r>
+            <w:r>
+              <w:rPr>
+                <w:rFonts w:ascii="맑은 고딕" w:eastAsia="맑은 고딕" w:hAnsi="맑은 고딕"/>
+                <w:lang w:eastAsia="ko-KR"/>
+              </w:rPr>
+            </w:r>
+            <w:r>
+              <w:rPr>
+                <w:rFonts w:ascii="맑은 고딕" w:eastAsia="맑은 고딕" w:hAnsi="맑은 고딕"/>
+                <w:lang w:eastAsia="ko-KR"/>
+              </w:rPr>
+            </w:r>
+            <w:r>
+              <w:rPr>
+                <w:rFonts w:ascii="맑은 고딕" w:eastAsia="맑은 고딕" w:hAnsi="맑은 고딕"/>
+                <w:lang w:eastAsia="ko-KR"/>
+              </w:rPr>
+            </w:r>
+            <w:r>
+              <w:rPr>
+                <w:rFonts w:ascii="맑은 고딕" w:eastAsia="맑은 고딕" w:hAnsi="맑은 고딕"/>
+                <w:lang w:eastAsia="ko-KR"/>
+              </w:rPr>
+            </w:r>
+            <w:r>
+              <w:rPr>
+                <w:rFonts w:ascii="맑은 고딕" w:eastAsia="맑은 고딕" w:hAnsi="맑은 고딕"/>
+                <w:lang w:eastAsia="ko-KR"/>
+              </w:rPr>
+            </w:r>
+            <w:r>
+              <w:rPr>
+                <w:rFonts w:ascii="맑은 고딕" w:eastAsia="맑은 고딕" w:hAnsi="맑은 고딕"/>
+                <w:lang w:eastAsia="ko-KR"/>
+              </w:rPr>
+            </w:r>
+            <w:r>
+              <w:rPr>
+                <w:rFonts w:ascii="맑은 고딕" w:eastAsia="맑은 고딕" w:hAnsi="맑은 고딕"/>
+                <w:lang w:eastAsia="ko-KR"/>
+              </w:rPr>
+            </w:r>
+            <w:r>
+              <w:rPr>
+                <w:rFonts w:ascii="맑은 고딕" w:eastAsia="맑은 고딕" w:hAnsi="맑은 고딕"/>
+                <w:lang w:eastAsia="ko-KR"/>
+              </w:rPr>
+            </w:r>
+            <w:r>
+              <w:rPr>
+                <w:rFonts w:ascii="맑은 고딕" w:eastAsia="맑은 고딕" w:hAnsi="맑은 고딕"/>
+                <w:lang w:eastAsia="ko-KR"/>
+              </w:rPr>
+            </w:r>
+            <w:r>
+              <w:rPr>
+                <w:rFonts w:ascii="맑은 고딕" w:eastAsia="맑은 고딕" w:hAnsi="맑은 고딕"/>
+                <w:lang w:eastAsia="ko-KR"/>
+              </w:rPr>
+            </w:r>
+            <w:r>
+              <w:rPr>
+                <w:rFonts w:ascii="맑은 고딕" w:eastAsia="맑은 고딕" w:hAnsi="맑은 고딕"/>
+                <w:lang w:eastAsia="ko-KR"/>
+              </w:rPr>
+            </w:r>
+            <w:r>
+              <w:rPr>
+                <w:rFonts w:ascii="맑은 고딕" w:eastAsia="맑은 고딕" w:hAnsi="맑은 고딕"/>
+                <w:lang w:eastAsia="ko-KR"/>
+              </w:rPr>
+            </w:r>
+            <w:r>
+              <w:rPr>
+                <w:rFonts w:ascii="맑은 고딕" w:eastAsia="맑은 고딕" w:hAnsi="맑은 고딕"/>
+                <w:lang w:eastAsia="ko-KR"/>
+              </w:rPr>
+            </w:r>
+            <w:r>
+              <w:rPr>
+                <w:rFonts w:ascii="맑은 고딕" w:eastAsia="맑은 고딕" w:hAnsi="맑은 고딕"/>
+                <w:lang w:eastAsia="ko-KR"/>
+              </w:rPr>
+            </w:r>
+            <w:r>
+              <w:rPr>
+                <w:rFonts w:ascii="맑은 고딕" w:eastAsia="맑은 고딕" w:hAnsi="맑은 고딕"/>
+                <w:lang w:eastAsia="ko-KR"/>
+              </w:rPr>
+            </w:r>
+            <w:r>
+              <w:rPr>
+                <w:rFonts w:ascii="맑은 고딕" w:eastAsia="맑은 고딕" w:hAnsi="맑은 고딕"/>
+                <w:lang w:eastAsia="ko-KR"/>
+              </w:rPr>
+            </w:r>
+            <w:r>
+              <w:rPr>
+                <w:rFonts w:ascii="맑은 고딕" w:eastAsia="맑은 고딕" w:hAnsi="맑은 고딕"/>
+                <w:lang w:eastAsia="ko-KR"/>
+              </w:rPr>
+            </w:r>
+            <w:r>
+              <w:rPr>
+                <w:rFonts w:ascii="맑은 고딕" w:eastAsia="맑은 고딕" w:hAnsi="맑은 고딕"/>
+                <w:lang w:eastAsia="ko-KR"/>
+              </w:rPr>
+            </w:r>
+            <w:r>
+              <w:rPr>
+                <w:rFonts w:ascii="맑은 고딕" w:eastAsia="맑은 고딕" w:hAnsi="맑은 고딕"/>
+                <w:lang w:eastAsia="ko-KR"/>
+              </w:rPr>
+            </w:r>
+            <w:r>
+              <w:rPr>
+                <w:rFonts w:ascii="맑은 고딕" w:eastAsia="맑은 고딕" w:hAnsi="맑은 고딕"/>
+                <w:lang w:eastAsia="ko-KR"/>
+              </w:rPr>
+            </w:r>
+            <w:r>
+              <w:rPr>
+                <w:rFonts w:ascii="맑은 고딕" w:eastAsia="맑은 고딕" w:hAnsi="맑은 고딕"/>
+                <w:lang w:eastAsia="ko-KR"/>
+              </w:rPr>
+            </w:r>
+            <w:r>
+              <w:rPr>
+                <w:rFonts w:ascii="맑은 고딕" w:eastAsia="맑은 고딕" w:hAnsi="맑은 고딕"/>
+                <w:lang w:eastAsia="ko-KR"/>
+              </w:rPr>
             </w:r>
           </w:p>
         </w:tc>
@@ -4809,385 +4751,331 @@
           <w:rFonts w:ascii="맑은 고딕" w:eastAsia="맑은 고딕" w:hAnsi="맑은 고딕" w:hint="eastAsia"/>
           <w:lang w:eastAsia="ko-KR"/>
         </w:rPr>
-        <w:t>1</w:t>
-      </w:r>
-      <w:r>
-        <w:rPr>
-          <w:rFonts w:ascii="맑은 고딕" w:eastAsia="맑은 고딕" w:hAnsi="맑은 고딕" w:hint="eastAsia"/>
-          <w:lang w:eastAsia="ko-KR"/>
-        </w:rPr>
-        <w:t>차</w:t>
-      </w:r>
-      <w:r>
-        <w:rPr>
-          <w:rFonts w:ascii="맑은 고딕" w:eastAsia="맑은 고딕" w:hAnsi="맑은 고딕" w:hint="eastAsia"/>
-          <w:lang w:eastAsia="ko-KR"/>
-        </w:rPr>
-        <w:t xml:space="preserve"> </w:t>
-      </w:r>
-      <w:r>
-        <w:rPr>
-          <w:rFonts w:ascii="맑은 고딕" w:eastAsia="맑은 고딕" w:hAnsi="맑은 고딕" w:hint="eastAsia"/>
-          <w:lang w:eastAsia="ko-KR"/>
-        </w:rPr>
-        <w:t>예측에서</w:t>
-      </w:r>
-      <w:r>
-        <w:rPr>
-          <w:rFonts w:ascii="맑은 고딕" w:eastAsia="맑은 고딕" w:hAnsi="맑은 고딕" w:hint="eastAsia"/>
-          <w:lang w:eastAsia="ko-KR"/>
-        </w:rPr>
-        <w:t xml:space="preserve"> Malware</w:t>
-      </w:r>
-      <w:r>
-        <w:rPr>
-          <w:rFonts w:ascii="맑은 고딕" w:eastAsia="맑은 고딕" w:hAnsi="맑은 고딕" w:hint="eastAsia"/>
-          <w:lang w:eastAsia="ko-KR"/>
-        </w:rPr>
-        <w:t>로</w:t>
-      </w:r>
-      <w:r>
-        <w:rPr>
-          <w:rFonts w:ascii="맑은 고딕" w:eastAsia="맑은 고딕" w:hAnsi="맑은 고딕" w:hint="eastAsia"/>
-          <w:lang w:eastAsia="ko-KR"/>
-        </w:rPr>
-        <w:t xml:space="preserve"> </w:t>
-      </w:r>
-      <w:r>
-        <w:rPr>
-          <w:rFonts w:ascii="맑은 고딕" w:eastAsia="맑은 고딕" w:hAnsi="맑은 고딕" w:hint="eastAsia"/>
-          <w:lang w:eastAsia="ko-KR"/>
-        </w:rPr>
-        <w:t>예측된</w:t>
-      </w:r>
-      <w:r>
-        <w:rPr>
-          <w:rFonts w:ascii="맑은 고딕" w:eastAsia="맑은 고딕" w:hAnsi="맑은 고딕" w:hint="eastAsia"/>
-          <w:lang w:eastAsia="ko-KR"/>
-        </w:rPr>
-        <w:t xml:space="preserve"> </w:t>
-      </w:r>
-      <w:r>
-        <w:rPr>
-          <w:rFonts w:ascii="맑은 고딕" w:eastAsia="맑은 고딕" w:hAnsi="맑은 고딕" w:hint="eastAsia"/>
-          <w:lang w:eastAsia="ko-KR"/>
-        </w:rPr>
-        <w:t>파일은</w:t>
-      </w:r>
-      <w:r>
-        <w:rPr>
-          <w:rFonts w:ascii="맑은 고딕" w:eastAsia="맑은 고딕" w:hAnsi="맑은 고딕" w:hint="eastAsia"/>
-          <w:lang w:eastAsia="ko-KR"/>
-        </w:rPr>
-        <w:t xml:space="preserve"> 2</w:t>
-      </w:r>
-      <w:r>
-        <w:rPr>
-          <w:rFonts w:ascii="맑은 고딕" w:eastAsia="맑은 고딕" w:hAnsi="맑은 고딕" w:hint="eastAsia"/>
-          <w:lang w:eastAsia="ko-KR"/>
-        </w:rPr>
-        <w:t>차로</w:t>
-      </w:r>
-      <w:r>
-        <w:rPr>
-          <w:rFonts w:ascii="맑은 고딕" w:eastAsia="맑은 고딕" w:hAnsi="맑은 고딕" w:hint="eastAsia"/>
-          <w:lang w:eastAsia="ko-KR"/>
-        </w:rPr>
-        <w:t xml:space="preserve"> MaleVis</w:t>
-      </w:r>
-      <w:r>
-        <w:rPr>
-          <w:rFonts w:ascii="맑은 고딕" w:eastAsia="맑은 고딕" w:hAnsi="맑은 고딕" w:hint="eastAsia"/>
-          <w:lang w:eastAsia="ko-KR"/>
-        </w:rPr>
-        <w:t>에서</w:t>
-      </w:r>
-      <w:r>
-        <w:rPr>
-          <w:rFonts w:ascii="맑은 고딕" w:eastAsia="맑은 고딕" w:hAnsi="맑은 고딕" w:hint="eastAsia"/>
-          <w:lang w:eastAsia="ko-KR"/>
-        </w:rPr>
-        <w:t xml:space="preserve"> </w:t>
-      </w:r>
-      <w:r>
-        <w:rPr>
-          <w:rFonts w:ascii="맑은 고딕" w:eastAsia="맑은 고딕" w:hAnsi="맑은 고딕" w:hint="eastAsia"/>
-          <w:lang w:eastAsia="ko-KR"/>
-        </w:rPr>
-        <w:t>학습한</w:t>
-      </w:r>
-      <w:r>
-        <w:rPr>
-          <w:rFonts w:ascii="맑은 고딕" w:eastAsia="맑은 고딕" w:hAnsi="맑은 고딕" w:hint="eastAsia"/>
-          <w:lang w:eastAsia="ko-KR"/>
-        </w:rPr>
-        <w:t xml:space="preserve"> </w:t>
-      </w:r>
-      <w:r>
-        <w:rPr>
-          <w:rFonts w:ascii="맑은 고딕" w:eastAsia="맑은 고딕" w:hAnsi="맑은 고딕" w:hint="eastAsia"/>
-          <w:lang w:eastAsia="ko-KR"/>
-        </w:rPr>
-        <w:t>악성코드</w:t>
-      </w:r>
-      <w:r>
-        <w:rPr>
-          <w:rFonts w:ascii="맑은 고딕" w:eastAsia="맑은 고딕" w:hAnsi="맑은 고딕" w:hint="eastAsia"/>
-          <w:lang w:eastAsia="ko-KR"/>
-        </w:rPr>
-        <w:t xml:space="preserve"> </w:t>
-      </w:r>
-      <w:r>
-        <w:rPr>
-          <w:rFonts w:ascii="맑은 고딕" w:eastAsia="맑은 고딕" w:hAnsi="맑은 고딕" w:hint="eastAsia"/>
-          <w:lang w:eastAsia="ko-KR"/>
-        </w:rPr>
-        <w:t>패밀리</w:t>
-      </w:r>
-      <w:r>
-        <w:rPr>
-          <w:rFonts w:ascii="맑은 고딕" w:eastAsia="맑은 고딕" w:hAnsi="맑은 고딕" w:hint="eastAsia"/>
-          <w:lang w:eastAsia="ko-KR"/>
-        </w:rPr>
-        <w:t xml:space="preserve"> </w:t>
-      </w:r>
-      <w:r>
-        <w:rPr>
-          <w:rFonts w:ascii="맑은 고딕" w:eastAsia="맑은 고딕" w:hAnsi="맑은 고딕" w:hint="eastAsia"/>
-          <w:lang w:eastAsia="ko-KR"/>
-        </w:rPr>
-        <w:t>중</w:t>
-      </w:r>
-      <w:r>
-        <w:rPr>
-          <w:rFonts w:ascii="맑은 고딕" w:eastAsia="맑은 고딕" w:hAnsi="맑은 고딕" w:hint="eastAsia"/>
-          <w:lang w:eastAsia="ko-KR"/>
-        </w:rPr>
-        <w:t xml:space="preserve"> </w:t>
-      </w:r>
-      <w:r>
-        <w:rPr>
-          <w:rFonts w:ascii="맑은 고딕" w:eastAsia="맑은 고딕" w:hAnsi="맑은 고딕" w:hint="eastAsia"/>
-          <w:lang w:eastAsia="ko-KR"/>
-        </w:rPr>
-        <w:t>가장</w:t>
-      </w:r>
-      <w:r>
-        <w:rPr>
-          <w:rFonts w:ascii="맑은 고딕" w:eastAsia="맑은 고딕" w:hAnsi="맑은 고딕" w:hint="eastAsia"/>
-          <w:lang w:eastAsia="ko-KR"/>
-        </w:rPr>
-        <w:t xml:space="preserve"> </w:t>
-      </w:r>
-      <w:r>
-        <w:rPr>
-          <w:rFonts w:ascii="맑은 고딕" w:eastAsia="맑은 고딕" w:hAnsi="맑은 고딕" w:hint="eastAsia"/>
-          <w:lang w:eastAsia="ko-KR"/>
-        </w:rPr>
-        <w:t>높은</w:t>
-      </w:r>
-      <w:r>
-        <w:rPr>
-          <w:rFonts w:ascii="맑은 고딕" w:eastAsia="맑은 고딕" w:hAnsi="맑은 고딕" w:hint="eastAsia"/>
-          <w:lang w:eastAsia="ko-KR"/>
-        </w:rPr>
-        <w:t xml:space="preserve"> </w:t>
-      </w:r>
-      <w:r>
-        <w:rPr>
-          <w:rFonts w:ascii="맑은 고딕" w:eastAsia="맑은 고딕" w:hAnsi="맑은 고딕" w:hint="eastAsia"/>
-          <w:lang w:eastAsia="ko-KR"/>
-        </w:rPr>
-        <w:t>예측</w:t>
-      </w:r>
-      <w:r>
-        <w:rPr>
-          <w:rFonts w:ascii="맑은 고딕" w:eastAsia="맑은 고딕" w:hAnsi="맑은 고딕" w:hint="eastAsia"/>
-          <w:lang w:eastAsia="ko-KR"/>
-        </w:rPr>
-        <w:t xml:space="preserve"> </w:t>
-      </w:r>
-      <w:r>
-        <w:rPr>
-          <w:rFonts w:ascii="맑은 고딕" w:eastAsia="맑은 고딕" w:hAnsi="맑은 고딕" w:hint="eastAsia"/>
-          <w:lang w:eastAsia="ko-KR"/>
-        </w:rPr>
-        <w:t>점수를</w:t>
-      </w:r>
-      <w:r>
-        <w:rPr>
-          <w:rFonts w:ascii="맑은 고딕" w:eastAsia="맑은 고딕" w:hAnsi="맑은 고딕" w:hint="eastAsia"/>
-          <w:lang w:eastAsia="ko-KR"/>
-        </w:rPr>
-        <w:t xml:space="preserve"> </w:t>
-      </w:r>
-      <w:r>
-        <w:rPr>
-          <w:rFonts w:ascii="맑은 고딕" w:eastAsia="맑은 고딕" w:hAnsi="맑은 고딕" w:hint="eastAsia"/>
-          <w:lang w:eastAsia="ko-KR"/>
-        </w:rPr>
-        <w:t>가진</w:t>
-      </w:r>
-      <w:r>
-        <w:rPr>
-          <w:rFonts w:ascii="맑은 고딕" w:eastAsia="맑은 고딕" w:hAnsi="맑은 고딕" w:hint="eastAsia"/>
-          <w:lang w:eastAsia="ko-KR"/>
-        </w:rPr>
-        <w:t xml:space="preserve"> </w:t>
-      </w:r>
-      <w:r>
-        <w:rPr>
-          <w:rFonts w:ascii="맑은 고딕" w:eastAsia="맑은 고딕" w:hAnsi="맑은 고딕" w:hint="eastAsia"/>
-          <w:lang w:eastAsia="ko-KR"/>
-        </w:rPr>
-        <w:t>클래스를</w:t>
-      </w:r>
-      <w:r>
-        <w:rPr>
-          <w:rFonts w:ascii="맑은 고딕" w:eastAsia="맑은 고딕" w:hAnsi="맑은 고딕" w:hint="eastAsia"/>
-          <w:lang w:eastAsia="ko-KR"/>
-        </w:rPr>
-        <w:t xml:space="preserve"> </w:t>
-      </w:r>
-      <w:r>
-        <w:rPr>
-          <w:rFonts w:ascii="맑은 고딕" w:eastAsia="맑은 고딕" w:hAnsi="맑은 고딕" w:hint="eastAsia"/>
-          <w:lang w:eastAsia="ko-KR"/>
-        </w:rPr>
-        <w:t>출력하게된다</w:t>
-      </w:r>
-      <w:r>
-        <w:rPr>
-          <w:rFonts w:ascii="맑은 고딕" w:eastAsia="맑은 고딕" w:hAnsi="맑은 고딕" w:hint="eastAsia"/>
-          <w:lang w:eastAsia="ko-KR"/>
-        </w:rPr>
-        <w:t xml:space="preserve">. </w:t>
-      </w:r>
-      <w:r>
-        <w:rPr>
-          <w:rFonts w:ascii="맑은 고딕" w:eastAsia="맑은 고딕" w:hAnsi="맑은 고딕" w:hint="eastAsia"/>
-          <w:lang w:eastAsia="ko-KR"/>
-        </w:rPr>
-        <w:t>이때</w:t>
-      </w:r>
-      <w:r>
-        <w:rPr>
-          <w:rFonts w:ascii="맑은 고딕" w:eastAsia="맑은 고딕" w:hAnsi="맑은 고딕" w:hint="eastAsia"/>
-          <w:lang w:eastAsia="ko-KR"/>
-        </w:rPr>
-        <w:t xml:space="preserve"> </w:t>
-      </w:r>
-      <w:r>
-        <w:rPr>
-          <w:rFonts w:ascii="맑은 고딕" w:eastAsia="맑은 고딕" w:hAnsi="맑은 고딕" w:hint="eastAsia"/>
-          <w:lang w:eastAsia="ko-KR"/>
-        </w:rPr>
-        <w:t>예측</w:t>
-      </w:r>
-      <w:r>
-        <w:rPr>
-          <w:rFonts w:ascii="맑은 고딕" w:eastAsia="맑은 고딕" w:hAnsi="맑은 고딕" w:hint="eastAsia"/>
-          <w:lang w:eastAsia="ko-KR"/>
-        </w:rPr>
-        <w:t xml:space="preserve"> </w:t>
-      </w:r>
-      <w:r>
-        <w:rPr>
-          <w:rFonts w:ascii="맑은 고딕" w:eastAsia="맑은 고딕" w:hAnsi="맑은 고딕" w:hint="eastAsia"/>
-          <w:lang w:eastAsia="ko-KR"/>
-        </w:rPr>
-        <w:t>점수가</w:t>
-      </w:r>
-      <w:r>
-        <w:rPr>
-          <w:rFonts w:ascii="맑은 고딕" w:eastAsia="맑은 고딕" w:hAnsi="맑은 고딕" w:hint="eastAsia"/>
-          <w:lang w:eastAsia="ko-KR"/>
-        </w:rPr>
-        <w:t xml:space="preserve"> </w:t>
-      </w:r>
-      <w:r>
-        <w:rPr>
-          <w:rFonts w:ascii="맑은 고딕" w:eastAsia="맑은 고딕" w:hAnsi="맑은 고딕" w:hint="eastAsia"/>
-          <w:lang w:eastAsia="ko-KR"/>
-        </w:rPr>
-        <w:t>임계값에</w:t>
-      </w:r>
-      <w:r>
-        <w:rPr>
-          <w:rFonts w:ascii="맑은 고딕" w:eastAsia="맑은 고딕" w:hAnsi="맑은 고딕" w:hint="eastAsia"/>
-          <w:lang w:eastAsia="ko-KR"/>
-        </w:rPr>
-        <w:t xml:space="preserve"> </w:t>
-      </w:r>
-      <w:r>
-        <w:rPr>
-          <w:rFonts w:ascii="맑은 고딕" w:eastAsia="맑은 고딕" w:hAnsi="맑은 고딕" w:hint="eastAsia"/>
-          <w:lang w:eastAsia="ko-KR"/>
-        </w:rPr>
-        <w:t>미치지</w:t>
-      </w:r>
-      <w:r>
-        <w:rPr>
-          <w:rFonts w:ascii="맑은 고딕" w:eastAsia="맑은 고딕" w:hAnsi="맑은 고딕" w:hint="eastAsia"/>
-          <w:lang w:eastAsia="ko-KR"/>
-        </w:rPr>
-        <w:t xml:space="preserve"> </w:t>
-      </w:r>
-      <w:r>
-        <w:rPr>
-          <w:rFonts w:ascii="맑은 고딕" w:eastAsia="맑은 고딕" w:hAnsi="맑은 고딕" w:hint="eastAsia"/>
-          <w:lang w:eastAsia="ko-KR"/>
-        </w:rPr>
-        <w:t>못하는</w:t>
-      </w:r>
-      <w:r>
-        <w:rPr>
-          <w:rFonts w:ascii="맑은 고딕" w:eastAsia="맑은 고딕" w:hAnsi="맑은 고딕" w:hint="eastAsia"/>
-          <w:lang w:eastAsia="ko-KR"/>
-        </w:rPr>
-        <w:t xml:space="preserve"> </w:t>
-      </w:r>
-      <w:r>
-        <w:rPr>
-          <w:rFonts w:ascii="맑은 고딕" w:eastAsia="맑은 고딕" w:hAnsi="맑은 고딕" w:hint="eastAsia"/>
-          <w:lang w:eastAsia="ko-KR"/>
-        </w:rPr>
-        <w:t>경우에는</w:t>
-      </w:r>
-      <w:r>
-        <w:rPr>
-          <w:rFonts w:ascii="맑은 고딕" w:eastAsia="맑은 고딕" w:hAnsi="맑은 고딕" w:hint="eastAsia"/>
-          <w:lang w:eastAsia="ko-KR"/>
-        </w:rPr>
-        <w:t xml:space="preserve"> Unknown</w:t>
-      </w:r>
-      <w:r>
-        <w:rPr>
-          <w:rFonts w:ascii="맑은 고딕" w:eastAsia="맑은 고딕" w:hAnsi="맑은 고딕" w:hint="eastAsia"/>
-          <w:lang w:eastAsia="ko-KR"/>
-        </w:rPr>
-        <w:t>으로</w:t>
-      </w:r>
-      <w:r>
-        <w:rPr>
-          <w:rFonts w:ascii="맑은 고딕" w:eastAsia="맑은 고딕" w:hAnsi="맑은 고딕" w:hint="eastAsia"/>
-          <w:lang w:eastAsia="ko-KR"/>
-        </w:rPr>
-        <w:t xml:space="preserve"> </w:t>
-      </w:r>
-      <w:r>
-        <w:rPr>
-          <w:rFonts w:ascii="맑은 고딕" w:eastAsia="맑은 고딕" w:hAnsi="맑은 고딕" w:hint="eastAsia"/>
-          <w:lang w:eastAsia="ko-KR"/>
-        </w:rPr>
-        <w:t>분류한다</w:t>
-      </w:r>
-      <w:r>
-        <w:rPr>
-          <w:rFonts w:ascii="맑은 고딕" w:eastAsia="맑은 고딕" w:hAnsi="맑은 고딕" w:hint="eastAsia"/>
-          <w:lang w:eastAsia="ko-KR"/>
-        </w:rPr>
-        <w:t>.</w:t>
+        <w:t>1차에서 Malware로 예측된 파일은 2차 모델에 전달한다. 2차 모델은 팀이 승인한 라벨 체계의 악성코드 패밀리 클래스 중 예측 점수가 가장 높은 Top-1 클래스를 출력한다. 최고 예측 점수가 설정한 임계값보다 낮으면 패밀리명 대신 Unknown을 표시한다.</w:t>
+      </w:r>
+      <w:r>
+        <w:rPr>
+          <w:rFonts w:ascii="맑은 고딕" w:eastAsia="맑은 고딕" w:hAnsi="맑은 고딕" w:hint="eastAsia"/>
+          <w:lang w:eastAsia="ko-KR"/>
+        </w:rPr>
+      </w:r>
+      <w:r>
+        <w:rPr>
+          <w:rFonts w:ascii="맑은 고딕" w:eastAsia="맑은 고딕" w:hAnsi="맑은 고딕" w:hint="eastAsia"/>
+          <w:lang w:eastAsia="ko-KR"/>
+        </w:rPr>
+      </w:r>
+      <w:r>
+        <w:rPr>
+          <w:rFonts w:ascii="맑은 고딕" w:eastAsia="맑은 고딕" w:hAnsi="맑은 고딕" w:hint="eastAsia"/>
+          <w:lang w:eastAsia="ko-KR"/>
+        </w:rPr>
+      </w:r>
+      <w:r>
+        <w:rPr>
+          <w:rFonts w:ascii="맑은 고딕" w:eastAsia="맑은 고딕" w:hAnsi="맑은 고딕" w:hint="eastAsia"/>
+          <w:lang w:eastAsia="ko-KR"/>
+        </w:rPr>
+      </w:r>
+      <w:r>
+        <w:rPr>
+          <w:rFonts w:ascii="맑은 고딕" w:eastAsia="맑은 고딕" w:hAnsi="맑은 고딕" w:hint="eastAsia"/>
+          <w:lang w:eastAsia="ko-KR"/>
+        </w:rPr>
+      </w:r>
+      <w:r>
+        <w:rPr>
+          <w:rFonts w:ascii="맑은 고딕" w:eastAsia="맑은 고딕" w:hAnsi="맑은 고딕" w:hint="eastAsia"/>
+          <w:lang w:eastAsia="ko-KR"/>
+        </w:rPr>
+      </w:r>
+      <w:r>
+        <w:rPr>
+          <w:rFonts w:ascii="맑은 고딕" w:eastAsia="맑은 고딕" w:hAnsi="맑은 고딕" w:hint="eastAsia"/>
+          <w:lang w:eastAsia="ko-KR"/>
+        </w:rPr>
+      </w:r>
+      <w:r>
+        <w:rPr>
+          <w:rFonts w:ascii="맑은 고딕" w:eastAsia="맑은 고딕" w:hAnsi="맑은 고딕" w:hint="eastAsia"/>
+          <w:lang w:eastAsia="ko-KR"/>
+        </w:rPr>
+      </w:r>
+      <w:r>
+        <w:rPr>
+          <w:rFonts w:ascii="맑은 고딕" w:eastAsia="맑은 고딕" w:hAnsi="맑은 고딕" w:hint="eastAsia"/>
+          <w:lang w:eastAsia="ko-KR"/>
+        </w:rPr>
+      </w:r>
+      <w:r>
+        <w:rPr>
+          <w:rFonts w:ascii="맑은 고딕" w:eastAsia="맑은 고딕" w:hAnsi="맑은 고딕" w:hint="eastAsia"/>
+          <w:lang w:eastAsia="ko-KR"/>
+        </w:rPr>
+      </w:r>
+      <w:r>
+        <w:rPr>
+          <w:rFonts w:ascii="맑은 고딕" w:eastAsia="맑은 고딕" w:hAnsi="맑은 고딕" w:hint="eastAsia"/>
+          <w:lang w:eastAsia="ko-KR"/>
+        </w:rPr>
+      </w:r>
+      <w:r>
+        <w:rPr>
+          <w:rFonts w:ascii="맑은 고딕" w:eastAsia="맑은 고딕" w:hAnsi="맑은 고딕" w:hint="eastAsia"/>
+          <w:lang w:eastAsia="ko-KR"/>
+        </w:rPr>
+      </w:r>
+      <w:r>
+        <w:rPr>
+          <w:rFonts w:ascii="맑은 고딕" w:eastAsia="맑은 고딕" w:hAnsi="맑은 고딕" w:hint="eastAsia"/>
+          <w:lang w:eastAsia="ko-KR"/>
+        </w:rPr>
+      </w:r>
+      <w:r>
+        <w:rPr>
+          <w:rFonts w:ascii="맑은 고딕" w:eastAsia="맑은 고딕" w:hAnsi="맑은 고딕" w:hint="eastAsia"/>
+          <w:lang w:eastAsia="ko-KR"/>
+        </w:rPr>
+      </w:r>
+      <w:r>
+        <w:rPr>
+          <w:rFonts w:ascii="맑은 고딕" w:eastAsia="맑은 고딕" w:hAnsi="맑은 고딕" w:hint="eastAsia"/>
+          <w:lang w:eastAsia="ko-KR"/>
+        </w:rPr>
+      </w:r>
+      <w:r>
+        <w:rPr>
+          <w:rFonts w:ascii="맑은 고딕" w:eastAsia="맑은 고딕" w:hAnsi="맑은 고딕" w:hint="eastAsia"/>
+          <w:lang w:eastAsia="ko-KR"/>
+        </w:rPr>
+      </w:r>
+      <w:r>
+        <w:rPr>
+          <w:rFonts w:ascii="맑은 고딕" w:eastAsia="맑은 고딕" w:hAnsi="맑은 고딕" w:hint="eastAsia"/>
+          <w:lang w:eastAsia="ko-KR"/>
+        </w:rPr>
+      </w:r>
+      <w:r>
+        <w:rPr>
+          <w:rFonts w:ascii="맑은 고딕" w:eastAsia="맑은 고딕" w:hAnsi="맑은 고딕" w:hint="eastAsia"/>
+          <w:lang w:eastAsia="ko-KR"/>
+        </w:rPr>
+      </w:r>
+      <w:r>
+        <w:rPr>
+          <w:rFonts w:ascii="맑은 고딕" w:eastAsia="맑은 고딕" w:hAnsi="맑은 고딕" w:hint="eastAsia"/>
+          <w:lang w:eastAsia="ko-KR"/>
+        </w:rPr>
+      </w:r>
+      <w:r>
+        <w:rPr>
+          <w:rFonts w:ascii="맑은 고딕" w:eastAsia="맑은 고딕" w:hAnsi="맑은 고딕" w:hint="eastAsia"/>
+          <w:lang w:eastAsia="ko-KR"/>
+        </w:rPr>
+      </w:r>
+      <w:r>
+        <w:rPr>
+          <w:rFonts w:ascii="맑은 고딕" w:eastAsia="맑은 고딕" w:hAnsi="맑은 고딕" w:hint="eastAsia"/>
+          <w:lang w:eastAsia="ko-KR"/>
+        </w:rPr>
+      </w:r>
+      <w:r>
+        <w:rPr>
+          <w:rFonts w:ascii="맑은 고딕" w:eastAsia="맑은 고딕" w:hAnsi="맑은 고딕" w:hint="eastAsia"/>
+          <w:lang w:eastAsia="ko-KR"/>
+        </w:rPr>
+      </w:r>
+      <w:r>
+        <w:rPr>
+          <w:rFonts w:ascii="맑은 고딕" w:eastAsia="맑은 고딕" w:hAnsi="맑은 고딕" w:hint="eastAsia"/>
+          <w:lang w:eastAsia="ko-KR"/>
+        </w:rPr>
+      </w:r>
+      <w:r>
+        <w:rPr>
+          <w:rFonts w:ascii="맑은 고딕" w:eastAsia="맑은 고딕" w:hAnsi="맑은 고딕" w:hint="eastAsia"/>
+          <w:lang w:eastAsia="ko-KR"/>
+        </w:rPr>
+      </w:r>
+      <w:r>
+        <w:rPr>
+          <w:rFonts w:ascii="맑은 고딕" w:eastAsia="맑은 고딕" w:hAnsi="맑은 고딕" w:hint="eastAsia"/>
+          <w:lang w:eastAsia="ko-KR"/>
+        </w:rPr>
+      </w:r>
+      <w:r>
+        <w:rPr>
+          <w:rFonts w:ascii="맑은 고딕" w:eastAsia="맑은 고딕" w:hAnsi="맑은 고딕" w:hint="eastAsia"/>
+          <w:lang w:eastAsia="ko-KR"/>
+        </w:rPr>
+      </w:r>
+      <w:r>
+        <w:rPr>
+          <w:rFonts w:ascii="맑은 고딕" w:eastAsia="맑은 고딕" w:hAnsi="맑은 고딕" w:hint="eastAsia"/>
+          <w:lang w:eastAsia="ko-KR"/>
+        </w:rPr>
+      </w:r>
+      <w:r>
+        <w:rPr>
+          <w:rFonts w:ascii="맑은 고딕" w:eastAsia="맑은 고딕" w:hAnsi="맑은 고딕" w:hint="eastAsia"/>
+          <w:lang w:eastAsia="ko-KR"/>
+        </w:rPr>
+      </w:r>
+      <w:r>
+        <w:rPr>
+          <w:rFonts w:ascii="맑은 고딕" w:eastAsia="맑은 고딕" w:hAnsi="맑은 고딕" w:hint="eastAsia"/>
+          <w:lang w:eastAsia="ko-KR"/>
+        </w:rPr>
+      </w:r>
+      <w:r>
+        <w:rPr>
+          <w:rFonts w:ascii="맑은 고딕" w:eastAsia="맑은 고딕" w:hAnsi="맑은 고딕" w:hint="eastAsia"/>
+          <w:lang w:eastAsia="ko-KR"/>
+        </w:rPr>
+      </w:r>
+      <w:r>
+        <w:rPr>
+          <w:rFonts w:ascii="맑은 고딕" w:eastAsia="맑은 고딕" w:hAnsi="맑은 고딕" w:hint="eastAsia"/>
+          <w:lang w:eastAsia="ko-KR"/>
+        </w:rPr>
+      </w:r>
+      <w:r>
+        <w:rPr>
+          <w:rFonts w:ascii="맑은 고딕" w:eastAsia="맑은 고딕" w:hAnsi="맑은 고딕" w:hint="eastAsia"/>
+          <w:lang w:eastAsia="ko-KR"/>
+        </w:rPr>
+      </w:r>
+      <w:r>
+        <w:rPr>
+          <w:rFonts w:ascii="맑은 고딕" w:eastAsia="맑은 고딕" w:hAnsi="맑은 고딕" w:hint="eastAsia"/>
+          <w:lang w:eastAsia="ko-KR"/>
+        </w:rPr>
+      </w:r>
+      <w:r>
+        <w:rPr>
+          <w:rFonts w:ascii="맑은 고딕" w:eastAsia="맑은 고딕" w:hAnsi="맑은 고딕" w:hint="eastAsia"/>
+          <w:lang w:eastAsia="ko-KR"/>
+        </w:rPr>
+      </w:r>
+      <w:r>
+        <w:rPr>
+          <w:rFonts w:ascii="맑은 고딕" w:eastAsia="맑은 고딕" w:hAnsi="맑은 고딕" w:hint="eastAsia"/>
+          <w:lang w:eastAsia="ko-KR"/>
+        </w:rPr>
+      </w:r>
+      <w:r>
+        <w:rPr>
+          <w:rFonts w:ascii="맑은 고딕" w:eastAsia="맑은 고딕" w:hAnsi="맑은 고딕" w:hint="eastAsia"/>
+          <w:lang w:eastAsia="ko-KR"/>
+        </w:rPr>
+      </w:r>
+      <w:r>
+        <w:rPr>
+          <w:rFonts w:ascii="맑은 고딕" w:eastAsia="맑은 고딕" w:hAnsi="맑은 고딕" w:hint="eastAsia"/>
+          <w:lang w:eastAsia="ko-KR"/>
+        </w:rPr>
+      </w:r>
+      <w:r>
+        <w:rPr>
+          <w:rFonts w:ascii="맑은 고딕" w:eastAsia="맑은 고딕" w:hAnsi="맑은 고딕" w:hint="eastAsia"/>
+          <w:lang w:eastAsia="ko-KR"/>
+        </w:rPr>
+      </w:r>
+      <w:r>
+        <w:rPr>
+          <w:rFonts w:ascii="맑은 고딕" w:eastAsia="맑은 고딕" w:hAnsi="맑은 고딕" w:hint="eastAsia"/>
+          <w:lang w:eastAsia="ko-KR"/>
+        </w:rPr>
+      </w:r>
+      <w:r>
+        <w:rPr>
+          <w:rFonts w:ascii="맑은 고딕" w:eastAsia="맑은 고딕" w:hAnsi="맑은 고딕" w:hint="eastAsia"/>
+          <w:lang w:eastAsia="ko-KR"/>
+        </w:rPr>
+      </w:r>
+      <w:r>
+        <w:rPr>
+          <w:rFonts w:ascii="맑은 고딕" w:eastAsia="맑은 고딕" w:hAnsi="맑은 고딕" w:hint="eastAsia"/>
+          <w:lang w:eastAsia="ko-KR"/>
+        </w:rPr>
+      </w:r>
+      <w:r>
+        <w:rPr>
+          <w:rFonts w:ascii="맑은 고딕" w:eastAsia="맑은 고딕" w:hAnsi="맑은 고딕" w:hint="eastAsia"/>
+          <w:lang w:eastAsia="ko-KR"/>
+        </w:rPr>
+      </w:r>
+      <w:r>
+        <w:rPr>
+          <w:rFonts w:ascii="맑은 고딕" w:eastAsia="맑은 고딕" w:hAnsi="맑은 고딕" w:hint="eastAsia"/>
+          <w:lang w:eastAsia="ko-KR"/>
+        </w:rPr>
+      </w:r>
+      <w:r>
+        <w:rPr>
+          <w:rFonts w:ascii="맑은 고딕" w:eastAsia="맑은 고딕" w:hAnsi="맑은 고딕" w:hint="eastAsia"/>
+          <w:lang w:eastAsia="ko-KR"/>
+        </w:rPr>
+      </w:r>
+      <w:r>
+        <w:rPr>
+          <w:rFonts w:ascii="맑은 고딕" w:eastAsia="맑은 고딕" w:hAnsi="맑은 고딕" w:hint="eastAsia"/>
+          <w:lang w:eastAsia="ko-KR"/>
+        </w:rPr>
+      </w:r>
+      <w:r>
+        <w:rPr>
+          <w:rFonts w:ascii="맑은 고딕" w:eastAsia="맑은 고딕" w:hAnsi="맑은 고딕" w:hint="eastAsia"/>
+          <w:lang w:eastAsia="ko-KR"/>
+        </w:rPr>
+      </w:r>
+      <w:r>
+        <w:rPr>
+          <w:rFonts w:ascii="맑은 고딕" w:eastAsia="맑은 고딕" w:hAnsi="맑은 고딕" w:hint="eastAsia"/>
+          <w:lang w:eastAsia="ko-KR"/>
+        </w:rPr>
+      </w:r>
+      <w:r>
+        <w:rPr>
+          <w:rFonts w:ascii="맑은 고딕" w:eastAsia="맑은 고딕" w:hAnsi="맑은 고딕" w:hint="eastAsia"/>
+          <w:lang w:eastAsia="ko-KR"/>
+        </w:rPr>
+      </w:r>
+      <w:r>
+        <w:rPr>
+          <w:rFonts w:ascii="맑은 고딕" w:eastAsia="맑은 고딕" w:hAnsi="맑은 고딕" w:hint="eastAsia"/>
+          <w:lang w:eastAsia="ko-KR"/>
+        </w:rPr>
+      </w:r>
+      <w:r>
+        <w:rPr>
+          <w:rFonts w:ascii="맑은 고딕" w:eastAsia="맑은 고딕" w:hAnsi="맑은 고딕" w:hint="eastAsia"/>
+          <w:lang w:eastAsia="ko-KR"/>
+        </w:rPr>
+      </w:r>
+      <w:r>
+        <w:rPr>
+          <w:rFonts w:ascii="맑은 고딕" w:eastAsia="맑은 고딕" w:hAnsi="맑은 고딕" w:hint="eastAsia"/>
+          <w:lang w:eastAsia="ko-KR"/>
+        </w:rPr>
+      </w:r>
+      <w:r>
+        <w:rPr>
+          <w:rFonts w:ascii="맑은 고딕" w:eastAsia="맑은 고딕" w:hAnsi="맑은 고딕" w:hint="eastAsia"/>
+          <w:lang w:eastAsia="ko-KR"/>
+        </w:rPr>
+      </w:r>
+      <w:r>
+        <w:rPr>
+          <w:rFonts w:ascii="맑은 고딕" w:eastAsia="맑은 고딕" w:hAnsi="맑은 고딕" w:hint="eastAsia"/>
+          <w:lang w:eastAsia="ko-KR"/>
+        </w:rPr>
+      </w:r>
+      <w:r>
+        <w:rPr>
+          <w:rFonts w:ascii="맑은 고딕" w:eastAsia="맑은 고딕" w:hAnsi="맑은 고딕" w:hint="eastAsia"/>
+          <w:lang w:eastAsia="ko-KR"/>
+        </w:rPr>
       </w:r>
     </w:p>
     <w:p>
@@ -6030,196 +5918,169 @@
                 <w:rFonts w:ascii="맑은 고딕" w:eastAsia="맑은 고딕" w:hAnsi="맑은 고딕"/>
                 <w:lang w:eastAsia="ko-KR"/>
               </w:rPr>
-              <w:t>Malware</w:t>
-            </w:r>
-            <w:r>
-              <w:rPr>
-                <w:rFonts w:ascii="맑은 고딕" w:eastAsia="맑은 고딕" w:hAnsi="맑은 고딕"/>
-                <w:lang w:eastAsia="ko-KR"/>
-              </w:rPr>
-              <w:t>로</w:t>
-            </w:r>
-            <w:r>
-              <w:rPr>
-                <w:rFonts w:ascii="맑은 고딕" w:eastAsia="맑은 고딕" w:hAnsi="맑은 고딕"/>
-                <w:lang w:eastAsia="ko-KR"/>
-              </w:rPr>
-              <w:t xml:space="preserve"> </w:t>
-            </w:r>
-            <w:r>
-              <w:rPr>
-                <w:rFonts w:ascii="맑은 고딕" w:eastAsia="맑은 고딕" w:hAnsi="맑은 고딕"/>
-                <w:lang w:eastAsia="ko-KR"/>
-              </w:rPr>
-              <w:t>예측된</w:t>
-            </w:r>
-            <w:r>
-              <w:rPr>
-                <w:rFonts w:ascii="맑은 고딕" w:eastAsia="맑은 고딕" w:hAnsi="맑은 고딕"/>
-                <w:lang w:eastAsia="ko-KR"/>
-              </w:rPr>
-              <w:t xml:space="preserve"> </w:t>
-            </w:r>
-            <w:r>
-              <w:rPr>
-                <w:rFonts w:ascii="맑은 고딕" w:eastAsia="맑은 고딕" w:hAnsi="맑은 고딕"/>
-                <w:lang w:eastAsia="ko-KR"/>
-              </w:rPr>
-              <w:t>파일을</w:t>
-            </w:r>
-            <w:r>
-              <w:rPr>
-                <w:rFonts w:ascii="맑은 고딕" w:eastAsia="맑은 고딕" w:hAnsi="맑은 고딕"/>
-                <w:lang w:eastAsia="ko-KR"/>
-              </w:rPr>
-              <w:t xml:space="preserve"> </w:t>
-            </w:r>
-            <w:r>
-              <w:rPr>
-                <w:rFonts w:ascii="맑은 고딕" w:eastAsia="맑은 고딕" w:hAnsi="맑은 고딕"/>
-                <w:lang w:eastAsia="ko-KR"/>
-              </w:rPr>
-              <w:t>대상으로</w:t>
-            </w:r>
-            <w:r>
-              <w:rPr>
-                <w:rFonts w:ascii="맑은 고딕" w:eastAsia="맑은 고딕" w:hAnsi="맑은 고딕"/>
-                <w:lang w:eastAsia="ko-KR"/>
-              </w:rPr>
-              <w:t xml:space="preserve"> MaleVis</w:t>
-            </w:r>
-            <w:r>
-              <w:rPr>
-                <w:rFonts w:ascii="맑은 고딕" w:eastAsia="맑은 고딕" w:hAnsi="맑은 고딕"/>
-                <w:lang w:eastAsia="ko-KR"/>
-              </w:rPr>
-              <w:t>에서</w:t>
-            </w:r>
-            <w:r>
-              <w:rPr>
-                <w:rFonts w:ascii="맑은 고딕" w:eastAsia="맑은 고딕" w:hAnsi="맑은 고딕"/>
-                <w:lang w:eastAsia="ko-KR"/>
-              </w:rPr>
-              <w:t xml:space="preserve"> </w:t>
-            </w:r>
-            <w:r>
-              <w:rPr>
-                <w:rFonts w:ascii="맑은 고딕" w:eastAsia="맑은 고딕" w:hAnsi="맑은 고딕"/>
-                <w:lang w:eastAsia="ko-KR"/>
-              </w:rPr>
-              <w:t>학습한</w:t>
-            </w:r>
-            <w:r>
-              <w:rPr>
-                <w:rFonts w:ascii="맑은 고딕" w:eastAsia="맑은 고딕" w:hAnsi="맑은 고딕"/>
-                <w:lang w:eastAsia="ko-KR"/>
-              </w:rPr>
-              <w:t xml:space="preserve"> </w:t>
-            </w:r>
-            <w:r>
-              <w:rPr>
-                <w:rFonts w:ascii="맑은 고딕" w:eastAsia="맑은 고딕" w:hAnsi="맑은 고딕"/>
-                <w:lang w:eastAsia="ko-KR"/>
-              </w:rPr>
-              <w:t>악성코드</w:t>
-            </w:r>
-            <w:r>
-              <w:rPr>
-                <w:rFonts w:ascii="맑은 고딕" w:eastAsia="맑은 고딕" w:hAnsi="맑은 고딕"/>
-                <w:lang w:eastAsia="ko-KR"/>
-              </w:rPr>
-              <w:t xml:space="preserve"> </w:t>
-            </w:r>
-            <w:r>
-              <w:rPr>
-                <w:rFonts w:ascii="맑은 고딕" w:eastAsia="맑은 고딕" w:hAnsi="맑은 고딕"/>
-                <w:lang w:eastAsia="ko-KR"/>
-              </w:rPr>
-              <w:t>패밀리</w:t>
-            </w:r>
-            <w:r>
-              <w:rPr>
-                <w:rFonts w:ascii="맑은 고딕" w:eastAsia="맑은 고딕" w:hAnsi="맑은 고딕"/>
-                <w:lang w:eastAsia="ko-KR"/>
-              </w:rPr>
-              <w:t xml:space="preserve"> </w:t>
-            </w:r>
-            <w:r>
-              <w:rPr>
-                <w:rFonts w:ascii="맑은 고딕" w:eastAsia="맑은 고딕" w:hAnsi="맑은 고딕"/>
-                <w:lang w:eastAsia="ko-KR"/>
-              </w:rPr>
-              <w:t>중</w:t>
-            </w:r>
-            <w:r>
-              <w:rPr>
-                <w:rFonts w:ascii="맑은 고딕" w:eastAsia="맑은 고딕" w:hAnsi="맑은 고딕"/>
-                <w:lang w:eastAsia="ko-KR"/>
-              </w:rPr>
-              <w:t xml:space="preserve"> </w:t>
-            </w:r>
-            <w:r>
-              <w:rPr>
-                <w:rFonts w:ascii="맑은 고딕" w:eastAsia="맑은 고딕" w:hAnsi="맑은 고딕"/>
-                <w:lang w:eastAsia="ko-KR"/>
-              </w:rPr>
-              <w:t>모델</w:t>
-            </w:r>
-            <w:r>
-              <w:rPr>
-                <w:rFonts w:ascii="맑은 고딕" w:eastAsia="맑은 고딕" w:hAnsi="맑은 고딕"/>
-                <w:lang w:eastAsia="ko-KR"/>
-              </w:rPr>
-              <w:t xml:space="preserve"> </w:t>
-            </w:r>
-            <w:r>
-              <w:rPr>
-                <w:rFonts w:ascii="맑은 고딕" w:eastAsia="맑은 고딕" w:hAnsi="맑은 고딕"/>
-                <w:lang w:eastAsia="ko-KR"/>
-              </w:rPr>
-              <w:t>점수가</w:t>
-            </w:r>
-            <w:r>
-              <w:rPr>
-                <w:rFonts w:ascii="맑은 고딕" w:eastAsia="맑은 고딕" w:hAnsi="맑은 고딕"/>
-                <w:lang w:eastAsia="ko-KR"/>
-              </w:rPr>
-              <w:t xml:space="preserve"> </w:t>
-            </w:r>
-            <w:r>
-              <w:rPr>
-                <w:rFonts w:ascii="맑은 고딕" w:eastAsia="맑은 고딕" w:hAnsi="맑은 고딕"/>
-                <w:lang w:eastAsia="ko-KR"/>
-              </w:rPr>
-              <w:t>가장</w:t>
-            </w:r>
-            <w:r>
-              <w:rPr>
-                <w:rFonts w:ascii="맑은 고딕" w:eastAsia="맑은 고딕" w:hAnsi="맑은 고딕"/>
-                <w:lang w:eastAsia="ko-KR"/>
-              </w:rPr>
-              <w:t xml:space="preserve"> </w:t>
-            </w:r>
-            <w:r>
-              <w:rPr>
-                <w:rFonts w:ascii="맑은 고딕" w:eastAsia="맑은 고딕" w:hAnsi="맑은 고딕"/>
-                <w:lang w:eastAsia="ko-KR"/>
-              </w:rPr>
-              <w:t>높은</w:t>
-            </w:r>
-            <w:r>
-              <w:rPr>
-                <w:rFonts w:ascii="맑은 고딕" w:eastAsia="맑은 고딕" w:hAnsi="맑은 고딕"/>
-                <w:lang w:eastAsia="ko-KR"/>
-              </w:rPr>
-              <w:t xml:space="preserve"> Top-1 </w:t>
-            </w:r>
-            <w:r>
-              <w:rPr>
-                <w:rFonts w:ascii="맑은 고딕" w:eastAsia="맑은 고딕" w:hAnsi="맑은 고딕"/>
-                <w:lang w:eastAsia="ko-KR"/>
-              </w:rPr>
-              <w:t>클래스</w:t>
+              <w:t>Malware로 예측된 파일을 대상으로 승인한 라벨 체계의 패밀리 클래스 중 모델 점수가 가장 높은 Top-1 클래스. 설정한 임계값보다 점수가 낮으면 Unknown으로 표시한다.</w:t>
+            </w:r>
+            <w:r>
+              <w:rPr>
+                <w:rFonts w:ascii="맑은 고딕" w:eastAsia="맑은 고딕" w:hAnsi="맑은 고딕"/>
+                <w:lang w:eastAsia="ko-KR"/>
+              </w:rPr>
+            </w:r>
+            <w:r>
+              <w:rPr>
+                <w:rFonts w:ascii="맑은 고딕" w:eastAsia="맑은 고딕" w:hAnsi="맑은 고딕"/>
+                <w:lang w:eastAsia="ko-KR"/>
+              </w:rPr>
+            </w:r>
+            <w:r>
+              <w:rPr>
+                <w:rFonts w:ascii="맑은 고딕" w:eastAsia="맑은 고딕" w:hAnsi="맑은 고딕"/>
+                <w:lang w:eastAsia="ko-KR"/>
+              </w:rPr>
+            </w:r>
+            <w:r>
+              <w:rPr>
+                <w:rFonts w:ascii="맑은 고딕" w:eastAsia="맑은 고딕" w:hAnsi="맑은 고딕"/>
+                <w:lang w:eastAsia="ko-KR"/>
+              </w:rPr>
+            </w:r>
+            <w:r>
+              <w:rPr>
+                <w:rFonts w:ascii="맑은 고딕" w:eastAsia="맑은 고딕" w:hAnsi="맑은 고딕"/>
+                <w:lang w:eastAsia="ko-KR"/>
+              </w:rPr>
+            </w:r>
+            <w:r>
+              <w:rPr>
+                <w:rFonts w:ascii="맑은 고딕" w:eastAsia="맑은 고딕" w:hAnsi="맑은 고딕"/>
+                <w:lang w:eastAsia="ko-KR"/>
+              </w:rPr>
+            </w:r>
+            <w:r>
+              <w:rPr>
+                <w:rFonts w:ascii="맑은 고딕" w:eastAsia="맑은 고딕" w:hAnsi="맑은 고딕"/>
+                <w:lang w:eastAsia="ko-KR"/>
+              </w:rPr>
+            </w:r>
+            <w:r>
+              <w:rPr>
+                <w:rFonts w:ascii="맑은 고딕" w:eastAsia="맑은 고딕" w:hAnsi="맑은 고딕"/>
+                <w:lang w:eastAsia="ko-KR"/>
+              </w:rPr>
+            </w:r>
+            <w:r>
+              <w:rPr>
+                <w:rFonts w:ascii="맑은 고딕" w:eastAsia="맑은 고딕" w:hAnsi="맑은 고딕"/>
+                <w:lang w:eastAsia="ko-KR"/>
+              </w:rPr>
+            </w:r>
+            <w:r>
+              <w:rPr>
+                <w:rFonts w:ascii="맑은 고딕" w:eastAsia="맑은 고딕" w:hAnsi="맑은 고딕"/>
+                <w:lang w:eastAsia="ko-KR"/>
+              </w:rPr>
+            </w:r>
+            <w:r>
+              <w:rPr>
+                <w:rFonts w:ascii="맑은 고딕" w:eastAsia="맑은 고딕" w:hAnsi="맑은 고딕"/>
+                <w:lang w:eastAsia="ko-KR"/>
+              </w:rPr>
+            </w:r>
+            <w:r>
+              <w:rPr>
+                <w:rFonts w:ascii="맑은 고딕" w:eastAsia="맑은 고딕" w:hAnsi="맑은 고딕"/>
+                <w:lang w:eastAsia="ko-KR"/>
+              </w:rPr>
+            </w:r>
+            <w:r>
+              <w:rPr>
+                <w:rFonts w:ascii="맑은 고딕" w:eastAsia="맑은 고딕" w:hAnsi="맑은 고딕"/>
+                <w:lang w:eastAsia="ko-KR"/>
+              </w:rPr>
+            </w:r>
+            <w:r>
+              <w:rPr>
+                <w:rFonts w:ascii="맑은 고딕" w:eastAsia="맑은 고딕" w:hAnsi="맑은 고딕"/>
+                <w:lang w:eastAsia="ko-KR"/>
+              </w:rPr>
+            </w:r>
+            <w:r>
+              <w:rPr>
+                <w:rFonts w:ascii="맑은 고딕" w:eastAsia="맑은 고딕" w:hAnsi="맑은 고딕"/>
+                <w:lang w:eastAsia="ko-KR"/>
+              </w:rPr>
+            </w:r>
+            <w:r>
+              <w:rPr>
+                <w:rFonts w:ascii="맑은 고딕" w:eastAsia="맑은 고딕" w:hAnsi="맑은 고딕"/>
+                <w:lang w:eastAsia="ko-KR"/>
+              </w:rPr>
+            </w:r>
+            <w:r>
+              <w:rPr>
+                <w:rFonts w:ascii="맑은 고딕" w:eastAsia="맑은 고딕" w:hAnsi="맑은 고딕"/>
+                <w:lang w:eastAsia="ko-KR"/>
+              </w:rPr>
+            </w:r>
+            <w:r>
+              <w:rPr>
+                <w:rFonts w:ascii="맑은 고딕" w:eastAsia="맑은 고딕" w:hAnsi="맑은 고딕"/>
+                <w:lang w:eastAsia="ko-KR"/>
+              </w:rPr>
+            </w:r>
+            <w:r>
+              <w:rPr>
+                <w:rFonts w:ascii="맑은 고딕" w:eastAsia="맑은 고딕" w:hAnsi="맑은 고딕"/>
+                <w:lang w:eastAsia="ko-KR"/>
+              </w:rPr>
+            </w:r>
+            <w:r>
+              <w:rPr>
+                <w:rFonts w:ascii="맑은 고딕" w:eastAsia="맑은 고딕" w:hAnsi="맑은 고딕"/>
+                <w:lang w:eastAsia="ko-KR"/>
+              </w:rPr>
+            </w:r>
+            <w:r>
+              <w:rPr>
+                <w:rFonts w:ascii="맑은 고딕" w:eastAsia="맑은 고딕" w:hAnsi="맑은 고딕"/>
+                <w:lang w:eastAsia="ko-KR"/>
+              </w:rPr>
+            </w:r>
+            <w:r>
+              <w:rPr>
+                <w:rFonts w:ascii="맑은 고딕" w:eastAsia="맑은 고딕" w:hAnsi="맑은 고딕"/>
+                <w:lang w:eastAsia="ko-KR"/>
+              </w:rPr>
+            </w:r>
+            <w:r>
+              <w:rPr>
+                <w:rFonts w:ascii="맑은 고딕" w:eastAsia="맑은 고딕" w:hAnsi="맑은 고딕"/>
+                <w:lang w:eastAsia="ko-KR"/>
+              </w:rPr>
+            </w:r>
+            <w:r>
+              <w:rPr>
+                <w:rFonts w:ascii="맑은 고딕" w:eastAsia="맑은 고딕" w:hAnsi="맑은 고딕"/>
+                <w:lang w:eastAsia="ko-KR"/>
+              </w:rPr>
+            </w:r>
+            <w:r>
+              <w:rPr>
+                <w:rFonts w:ascii="맑은 고딕" w:eastAsia="맑은 고딕" w:hAnsi="맑은 고딕"/>
+                <w:lang w:eastAsia="ko-KR"/>
+              </w:rPr>
+            </w:r>
+            <w:r>
+              <w:rPr>
+                <w:rFonts w:ascii="맑은 고딕" w:eastAsia="맑은 고딕" w:hAnsi="맑은 고딕"/>
+                <w:lang w:eastAsia="ko-KR"/>
+              </w:rPr>
+            </w:r>
+            <w:r>
+              <w:rPr>
+                <w:rFonts w:ascii="맑은 고딕" w:eastAsia="맑은 고딕" w:hAnsi="맑은 고딕"/>
+                <w:lang w:eastAsia="ko-KR"/>
+              </w:rPr>
             </w:r>
           </w:p>
         </w:tc>
@@ -10684,7 +10545,7 @@
           <w:color w:val="auto"/>
           <w:lang w:eastAsia="ko-KR"/>
         </w:rPr>
-        <w:t xml:space="preserve">2차 모델의 목적은 </w:t>
+        <w:t>2차 모델의 목적은 1차에서 Malware로 예측된 파일에 대해 승인한 라벨 체계의 패밀리 클래스를 예측하는 것이다. 패밀리는 관련 코드 계보나 유사성으로 묶은 악성코드 계열을 의미하며, Trojan·Ransomware 같은 기능별 종류와 구분한다. 출력 라벨 목록과 클래스 인덱스는 팀이 학습 전에 확정하고 학습·평가·서버·화면에서 동일하게 사용한다.</w:t>
       </w:r>
       <w:r>
         <w:rPr>
@@ -10692,7 +10553,6 @@
           <w:color w:val="auto"/>
           <w:lang w:eastAsia="ko-KR"/>
         </w:rPr>
-        <w:t>1</w:t>
       </w:r>
       <w:r>
         <w:rPr>
@@ -10700,7 +10560,6 @@
           <w:color w:val="auto"/>
           <w:lang w:eastAsia="ko-KR"/>
         </w:rPr>
-        <w:t xml:space="preserve">차 모델에서 </w:t>
       </w:r>
       <w:r>
         <w:rPr>
@@ -10708,7 +10567,6 @@
           <w:color w:val="auto"/>
           <w:lang w:eastAsia="ko-KR"/>
         </w:rPr>
-        <w:t>Malware</w:t>
       </w:r>
       <w:r>
         <w:rPr>
@@ -10716,7 +10574,6 @@
           <w:color w:val="auto"/>
           <w:lang w:eastAsia="ko-KR"/>
         </w:rPr>
-        <w:t xml:space="preserve">로 판단된 파일이 어떤 악성코드 패밀리에 가장 </w:t>
       </w:r>
       <w:proofErr w:type="spellStart"/>
       <w:r>
@@ -10725,7 +10582,6 @@
           <w:color w:val="auto"/>
           <w:lang w:eastAsia="ko-KR"/>
         </w:rPr>
-        <w:t>가까운지를</w:t>
       </w:r>
       <w:proofErr w:type="spellEnd"/>
       <w:r>
@@ -10734,7 +10590,6 @@
           <w:color w:val="auto"/>
           <w:lang w:eastAsia="ko-KR"/>
         </w:rPr>
-        <w:t xml:space="preserve"> 분류하는 것이다.</w:t>
       </w:r>
     </w:p>
     <w:p>
@@ -10752,7 +10607,7 @@
           <w:color w:val="auto"/>
           <w:lang w:eastAsia="ko-KR"/>
         </w:rPr>
-        <w:t>2차 모델에</w:t>
+        <w:t>2차 학습에는 패밀리 정답이 있는 악성 샘플을 사용한다. 사용할 패밀리 목록과 클래스 수 K는 실제 학습 데이터의 family 메타데이터를 검토한 뒤 승인한다. 정상 샘플과 패밀리 정답이 없는 샘플은 2차 패밀리 지도학습에서 제외한다.</w:t>
       </w:r>
       <w:r>
         <w:rPr>
@@ -10760,7 +10615,6 @@
           <w:color w:val="auto"/>
           <w:lang w:eastAsia="ko-KR"/>
         </w:rPr>
-        <w:t>서는</w:t>
       </w:r>
       <w:r>
         <w:rPr>
@@ -10768,7 +10622,6 @@
           <w:color w:val="auto"/>
           <w:lang w:eastAsia="ko-KR"/>
         </w:rPr>
-        <w:t xml:space="preserve"> </w:t>
       </w:r>
       <w:proofErr w:type="spellStart"/>
       <w:r>
@@ -10777,7 +10630,6 @@
           <w:color w:val="auto"/>
           <w:lang w:eastAsia="ko-KR"/>
         </w:rPr>
-        <w:t>MaleVis</w:t>
       </w:r>
       <w:proofErr w:type="spellEnd"/>
       <w:r>
@@ -10786,7 +10638,6 @@
           <w:color w:val="auto"/>
           <w:lang w:eastAsia="ko-KR"/>
         </w:rPr>
-        <w:t xml:space="preserve">의 </w:t>
       </w:r>
       <w:r>
         <w:rPr>
@@ -10794,7 +10645,6 @@
           <w:color w:val="auto"/>
           <w:lang w:eastAsia="ko-KR"/>
         </w:rPr>
-        <w:t xml:space="preserve">Normal </w:t>
       </w:r>
       <w:r>
         <w:rPr>
@@ -10802,7 +10652,6 @@
           <w:color w:val="auto"/>
           <w:lang w:eastAsia="ko-KR"/>
         </w:rPr>
-        <w:t xml:space="preserve">데이터를 사용하지 않고 </w:t>
       </w:r>
       <w:proofErr w:type="spellStart"/>
       <w:r>
@@ -10811,7 +10660,6 @@
           <w:color w:val="auto"/>
           <w:lang w:eastAsia="ko-KR"/>
         </w:rPr>
-        <w:t>MaleVis</w:t>
       </w:r>
       <w:proofErr w:type="spellEnd"/>
       <w:r>
@@ -10820,7 +10668,6 @@
           <w:color w:val="auto"/>
           <w:lang w:eastAsia="ko-KR"/>
         </w:rPr>
-        <w:t xml:space="preserve">에 포함된 </w:t>
       </w:r>
       <w:r>
         <w:rPr>
@@ -10828,7 +10675,6 @@
           <w:color w:val="auto"/>
           <w:lang w:eastAsia="ko-KR"/>
         </w:rPr>
-        <w:t>25</w:t>
       </w:r>
       <w:r>
         <w:rPr>
@@ -10836,7 +10682,6 @@
           <w:color w:val="auto"/>
           <w:lang w:eastAsia="ko-KR"/>
         </w:rPr>
-        <w:t>개의 악성코드 클래스만 사용하여 다중 클래스 분류 모델을 학습한다.</w:t>
       </w:r>
     </w:p>
     <w:p>
@@ -11040,7 +10885,7 @@
           <w:color w:val="auto"/>
           <w:lang w:eastAsia="ko-KR"/>
         </w:rPr>
-        <w:t xml:space="preserve">2차 모델은 학습한 </w:t>
+        <w:t>2차 모델은 승인한 K개 패밀리 클래스에 대한 점수를 계산하고 가장 높은 점수의 Top-1 클래스를 선택한다. 학습하지 않은 패밀리도 기존 클래스에 높은 점수로 배정될 수 있으므로 Top-1 출력만으로 모든 악성코드의 패밀리를 식별한다고 설명하지 않는다. 최고 예측 점수가 검증 데이터로 정한 임계값보다 낮으면 특정 패밀리명 대신 Unknown을 표시한다.</w:t>
       </w:r>
       <w:r>
         <w:rPr>
@@ -11048,7 +10893,6 @@
           <w:color w:val="auto"/>
           <w:lang w:eastAsia="ko-KR"/>
         </w:rPr>
-        <w:t>25</w:t>
       </w:r>
       <w:r>
         <w:rPr>
@@ -11056,7 +10900,6 @@
           <w:color w:val="auto"/>
           <w:lang w:eastAsia="ko-KR"/>
         </w:rPr>
-        <w:t>개 클래스 중 하나를 항상 가장 높은 값으로 출력한다.</w:t>
       </w:r>
       <w:r>
         <w:rPr>
@@ -11064,7 +10907,6 @@
           <w:color w:val="auto"/>
           <w:lang w:eastAsia="ko-KR"/>
         </w:rPr>
-        <w:t xml:space="preserve"> </w:t>
       </w:r>
       <w:r>
         <w:rPr>
@@ -11072,7 +10914,6 @@
           <w:color w:val="auto"/>
           <w:lang w:eastAsia="ko-KR"/>
         </w:rPr>
-        <w:t xml:space="preserve">하지만 실제 프로그램에서는 </w:t>
       </w:r>
       <w:proofErr w:type="spellStart"/>
       <w:r>
@@ -11081,7 +10922,6 @@
           <w:color w:val="auto"/>
           <w:lang w:eastAsia="ko-KR"/>
         </w:rPr>
-        <w:t>MaleVis</w:t>
       </w:r>
       <w:proofErr w:type="spellEnd"/>
       <w:r>
@@ -11090,7 +10930,6 @@
           <w:color w:val="auto"/>
           <w:lang w:eastAsia="ko-KR"/>
         </w:rPr>
-        <w:t>에서 학습하지 않은 새로운 악성코드 또는 다른 악성코드 패밀리가 입력될 수 있다.</w:t>
       </w:r>
       <w:r>
         <w:rPr>
@@ -11098,7 +10937,6 @@
           <w:color w:val="auto"/>
           <w:lang w:eastAsia="ko-KR"/>
         </w:rPr>
-        <w:t xml:space="preserve"> </w:t>
       </w:r>
       <w:r>
         <w:rPr>
@@ -11106,7 +10944,6 @@
           <w:color w:val="auto"/>
           <w:lang w:eastAsia="ko-KR"/>
         </w:rPr>
-        <w:t xml:space="preserve">따라서 단순히 </w:t>
       </w:r>
       <w:r>
         <w:rPr>
@@ -11114,7 +10951,6 @@
           <w:color w:val="auto"/>
           <w:lang w:eastAsia="ko-KR"/>
         </w:rPr>
-        <w:t xml:space="preserve">Top-1 </w:t>
       </w:r>
       <w:r>
         <w:rPr>
@@ -11122,7 +10958,6 @@
           <w:color w:val="auto"/>
           <w:lang w:eastAsia="ko-KR"/>
         </w:rPr>
-        <w:t xml:space="preserve">클래스만 표시하면 학습하지 않은 악성코드도 기존 </w:t>
       </w:r>
       <w:r>
         <w:rPr>
@@ -11130,7 +10965,6 @@
           <w:color w:val="auto"/>
           <w:lang w:eastAsia="ko-KR"/>
         </w:rPr>
-        <w:t>25</w:t>
       </w:r>
       <w:r>
         <w:rPr>
@@ -11138,7 +10972,6 @@
           <w:color w:val="auto"/>
           <w:lang w:eastAsia="ko-KR"/>
         </w:rPr>
-        <w:t>개 패밀리 중 하나로 강제로 분류될 수 있다.</w:t>
       </w:r>
       <w:r>
         <w:rPr>
@@ -11146,7 +10979,6 @@
           <w:color w:val="auto"/>
           <w:lang w:eastAsia="ko-KR"/>
         </w:rPr>
-        <w:t xml:space="preserve"> </w:t>
       </w:r>
       <w:r>
         <w:rPr>
@@ -11154,7 +10986,6 @@
           <w:color w:val="auto"/>
           <w:lang w:eastAsia="ko-KR"/>
         </w:rPr>
-        <w:t xml:space="preserve">이를 줄이기 위해 최고 예측 점수가 설정된 기준보다 낮은 경우에는 특정 </w:t>
       </w:r>
       <w:proofErr w:type="spellStart"/>
       <w:r>
@@ -11163,7 +10994,6 @@
           <w:color w:val="auto"/>
           <w:lang w:eastAsia="ko-KR"/>
         </w:rPr>
-        <w:t>패밀리명을</w:t>
       </w:r>
       <w:proofErr w:type="spellEnd"/>
       <w:r>
@@ -11172,7 +11002,6 @@
           <w:color w:val="auto"/>
           <w:lang w:eastAsia="ko-KR"/>
         </w:rPr>
-        <w:t xml:space="preserve"> 표시하지 않고 </w:t>
       </w:r>
       <w:r>
         <w:rPr>
@@ -11180,7 +11009,6 @@
           <w:color w:val="auto"/>
           <w:lang w:eastAsia="ko-KR"/>
         </w:rPr>
-        <w:t>Unknown</w:t>
       </w:r>
       <w:r>
         <w:rPr>
@@ -11188,7 +11016,6 @@
           <w:color w:val="auto"/>
           <w:lang w:eastAsia="ko-KR"/>
         </w:rPr>
-        <w:t>으로 처리한다.</w:t>
       </w:r>
     </w:p>
     <w:p>
@@ -11206,7 +11033,7 @@
           <w:color w:val="auto"/>
           <w:lang w:eastAsia="ko-KR"/>
         </w:rPr>
-        <w:t xml:space="preserve">따라서 </w:t>
+        <w:t>Unknown은 승인한 패밀리 클래스 중 하나로 결과를 확정하기에 예측 점수가 부족하다는 의미다. 새로운 악성코드나 학습하지 않은 패밀리임을 확정하는 결과는 아니며, 분석 실패를 나타내는 Error와도 구분한다.</w:t>
       </w:r>
       <w:r>
         <w:rPr>
@@ -11214,7 +11041,6 @@
           <w:color w:val="auto"/>
           <w:lang w:eastAsia="ko-KR"/>
         </w:rPr>
-        <w:t>Unknown</w:t>
       </w:r>
       <w:r>
         <w:rPr>
@@ -11222,7 +11048,6 @@
           <w:color w:val="auto"/>
           <w:lang w:eastAsia="ko-KR"/>
         </w:rPr>
-        <w:t>은 새로운 악성코드라고 확정하는 의미가 아니라,</w:t>
       </w:r>
       <w:r>
         <w:rPr>
@@ -11230,7 +11055,6 @@
           <w:color w:val="auto"/>
           <w:lang w:eastAsia="ko-KR"/>
         </w:rPr>
-        <w:t xml:space="preserve"> </w:t>
       </w:r>
       <w:r>
         <w:rPr>
@@ -11238,7 +11062,6 @@
           <w:color w:val="auto"/>
           <w:lang w:eastAsia="ko-KR"/>
         </w:rPr>
-        <w:t xml:space="preserve">현재 학습된 </w:t>
       </w:r>
       <w:r>
         <w:rPr>
@@ -11246,7 +11069,6 @@
           <w:color w:val="auto"/>
           <w:lang w:eastAsia="ko-KR"/>
         </w:rPr>
-        <w:t>25</w:t>
       </w:r>
       <w:r>
         <w:rPr>
@@ -11254,7 +11076,6 @@
           <w:color w:val="auto"/>
           <w:lang w:eastAsia="ko-KR"/>
         </w:rPr>
-        <w:t>개 패밀리 중 특정 클래스라고 판단하기에는 모델의 예측이 충분하지 않다는 의미로 사용한다.</w:t>
       </w:r>
     </w:p>
     <w:p>
